--- a/src/templates/medical_record_template.docx
+++ b/src/templates/medical_record_template.docx
@@ -1381,6 +1381,26 @@
       </w:pPr>
       <w:r>
         <w:rPr>
+          <w:rFonts w:ascii="Times New Roman" w:hAnsi="Times New Roman" w:cs="Times New Roman"/>
+        </w:rPr>
+        <w:t>{</w:t>
+      </w:r>
+      <w:r>
+        <w:rPr>
+          <w:rFonts w:ascii="Times New Roman" w:hAnsi="Times New Roman" w:cs="Times New Roman"/>
+          <w:lang w:val="vi-VN"/>
+        </w:rPr>
+        <w:t>{index}}.</w:t>
+      </w:r>
+      <w:r>
+        <w:rPr>
+          <w:rFonts w:ascii="Calibri" w:hAnsi="Calibri" w:cs="Calibri" w:hint="eastAsia"/>
+          <w:lang w:val="vi-VN"/>
+        </w:rPr>
+        <w:t xml:space="preserve"> </w:t>
+      </w:r>
+      <w:r>
+        <w:rPr>
           <w:rFonts w:ascii="Times New Roman" w:eastAsia="Times New Roman" w:hAnsi="Times New Roman" w:cs="Times New Roman"/>
         </w:rPr>
         <w:t>{{medicineName}}</w:t>
@@ -1413,9 +1433,10 @@
         <w:ind w:left="-425" w:right="6"/>
         <w:jc w:val="right"/>
         <w:rPr>
-          <w:rFonts w:ascii="Times New Roman" w:eastAsia="Times New Roman" w:hAnsi="Times New Roman" w:cs="Times New Roman"/>
+          <w:rFonts w:ascii="Calibri" w:hAnsi="Calibri" w:cs="Calibri" w:hint="eastAsia"/>
           <w:i/>
           <w:iCs/>
+          <w:lang w:val="vi-VN"/>
         </w:rPr>
       </w:pPr>
       <w:r>
@@ -1433,8 +1454,44 @@
           <w:iCs/>
         </w:rPr>
         <w:tab/>
-        <w:t>{{usage}}</w:t>
-      </w:r>
+        <w:t>{{usage</w:t>
+      </w:r>
+      <w:r>
+        <w:rPr>
+          <w:rFonts w:ascii="Times New Roman" w:eastAsia="Times New Roman" w:hAnsi="Times New Roman" w:cs="Times New Roman"/>
+          <w:i/>
+          <w:iCs/>
+        </w:rPr>
+        <w:t>}}</w:t>
+      </w:r>
+      <w:r>
+        <w:rPr>
+          <w:rFonts w:ascii="Times New Roman" w:hAnsi="Times New Roman" w:cs="Times New Roman"/>
+          <w:i/>
+          <w:iCs/>
+        </w:rPr>
+        <w:t>{</w:t>
+      </w:r>
+      <w:r>
+        <w:rPr>
+          <w:rFonts w:ascii="Times New Roman" w:hAnsi="Times New Roman" w:cs="Times New Roman"/>
+          <w:i/>
+          <w:iCs/>
+          <w:lang w:val="vi-VN"/>
+        </w:rPr>
+        <w:t>{prepNote}}</w:t>
+      </w:r>
+    </w:p>
+    <w:p>
+      <w:pPr>
+        <w:keepLines/>
+        <w:spacing w:after="120" w:line="240" w:lineRule="auto"/>
+        <w:ind w:left="-425" w:right="6"/>
+        <w:jc w:val="right"/>
+        <w:rPr>
+          <w:rFonts w:ascii="Times New Roman" w:hAnsi="Times New Roman" w:cs="Times New Roman" w:hint="eastAsia"/>
+        </w:rPr>
+      </w:pPr>
     </w:p>
     <w:p>
       <w:pPr>
@@ -1488,7 +1545,6 @@
         <w:rPr>
           <w:rFonts w:ascii="Times New Roman" w:eastAsia="Times New Roman" w:hAnsi="Times New Roman" w:cs="Times New Roman"/>
         </w:rPr>
-        <w:lastRenderedPageBreak/>
         <w:t xml:space="preserve">Ghi chú: </w:t>
       </w:r>
       <w:r>
@@ -1985,7 +2041,7 @@
   <w:docDefaults>
     <w:rPrDefault>
       <w:rPr>
-        <w:rFonts w:ascii="Arial" w:eastAsia="Arial" w:hAnsi="Arial" w:cs="Arial"/>
+        <w:rFonts w:ascii="Arial" w:eastAsiaTheme="minorEastAsia" w:hAnsi="Arial" w:cs="Arial"/>
         <w:sz w:val="22"/>
         <w:szCs w:val="22"/>
         <w:lang w:val="vi" w:eastAsia="ja-JP" w:bidi="ar-SA"/>

--- a/src/templates/medical_record_template.docx
+++ b/src/templates/medical_record_template.docx
@@ -1433,7 +1433,7 @@
         <w:ind w:left="-425" w:right="6"/>
         <w:jc w:val="right"/>
         <w:rPr>
-          <w:rFonts w:ascii="Calibri" w:hAnsi="Calibri" w:cs="Calibri" w:hint="eastAsia"/>
+          <w:rFonts w:ascii="Calibri" w:hAnsi="Calibri" w:cs="Calibri"/>
           <w:i/>
           <w:iCs/>
           <w:lang w:val="vi-VN"/>
@@ -1489,7 +1489,7 @@
         <w:ind w:left="-425" w:right="6"/>
         <w:jc w:val="right"/>
         <w:rPr>
-          <w:rFonts w:ascii="Times New Roman" w:hAnsi="Times New Roman" w:cs="Times New Roman" w:hint="eastAsia"/>
+          <w:rFonts w:ascii="Times New Roman" w:hAnsi="Times New Roman" w:cs="Times New Roman"/>
         </w:rPr>
       </w:pPr>
     </w:p>

--- a/src/templates/medical_record_template.docx
+++ b/src/templates/medical_record_template.docx
@@ -1463,6 +1463,14 @@
           <w:iCs/>
         </w:rPr>
         <w:t>}}</w:t>
+      </w:r>
+      <w:r>
+        <w:rPr>
+          <w:rFonts w:ascii="Times New Roman" w:hAnsi="Times New Roman" w:cs="Times New Roman" w:hint="eastAsia"/>
+          <w:i/>
+          <w:iCs/>
+        </w:rPr>
+        <w:t xml:space="preserve"> </w:t>
       </w:r>
       <w:r>
         <w:rPr>

--- a/src/templates/medical_record_template.docx
+++ b/src/templates/medical_record_template.docx
@@ -1081,8 +1081,6 @@
         <w:ind w:left="-425" w:right="-437"/>
         <w:rPr>
           <w:rFonts w:ascii="Times New Roman" w:eastAsia="Times New Roman" w:hAnsi="Times New Roman" w:cs="Times New Roman"/>
-          <w:b/>
-          <w:bCs/>
           <w:sz w:val="20"/>
           <w:szCs w:val="20"/>
           <w:lang w:val="en-US"/>
@@ -1111,18 +1109,6 @@
         </w:rPr>
         <w:t>{{/details}}</w:t>
       </w:r>
-    </w:p>
-    <w:p>
-      <w:pPr>
-        <w:spacing w:after="120" w:line="240" w:lineRule="auto"/>
-        <w:ind w:left="-425" w:right="-437"/>
-        <w:rPr>
-          <w:rFonts w:ascii="Times New Roman" w:eastAsia="Times New Roman" w:hAnsi="Times New Roman" w:cs="Times New Roman"/>
-          <w:sz w:val="20"/>
-          <w:szCs w:val="20"/>
-          <w:lang w:val="en-US"/>
-        </w:rPr>
-      </w:pPr>
       <w:r>
         <w:rPr>
           <w:rFonts w:ascii="Times New Roman" w:eastAsia="Times New Roman" w:hAnsi="Times New Roman" w:cs="Times New Roman"/>
@@ -1553,6 +1539,7 @@
         <w:rPr>
           <w:rFonts w:ascii="Times New Roman" w:eastAsia="Times New Roman" w:hAnsi="Times New Roman" w:cs="Times New Roman"/>
         </w:rPr>
+        <w:lastRenderedPageBreak/>
         <w:t xml:space="preserve">Ghi chú: </w:t>
       </w:r>
       <w:r>

--- a/src/templates/medical_record_template.docx
+++ b/src/templates/medical_record_template.docx
@@ -1021,17 +1021,17 @@
         </w:rPr>
         <w:t>{{requestCode}}</w:t>
       </w:r>
-      <w:r>
-        <w:rPr>
-          <w:rFonts w:ascii="Times New Roman" w:eastAsia="Times New Roman" w:hAnsi="Times New Roman" w:cs="Times New Roman"/>
-          <w:b/>
-          <w:bCs/>
-          <w:color w:val="000000"/>
-          <w:sz w:val="20"/>
-          <w:szCs w:val="20"/>
-        </w:rPr>
-        <w:t xml:space="preserve"> </w:t>
-      </w:r>
+    </w:p>
+    <w:p>
+      <w:pPr>
+        <w:spacing w:after="120" w:line="240" w:lineRule="auto"/>
+        <w:ind w:left="-425" w:right="-437"/>
+        <w:rPr>
+          <w:rFonts w:ascii="Times New Roman" w:eastAsia="Times New Roman" w:hAnsi="Times New Roman" w:cs="Times New Roman"/>
+          <w:b/>
+          <w:bCs/>
+        </w:rPr>
+      </w:pPr>
       <w:r>
         <w:rPr>
           <w:rFonts w:ascii="Times New Roman" w:eastAsia="Times New Roman" w:hAnsi="Times New Roman" w:cs="Times New Roman"/>
@@ -1040,6 +1040,14 @@
         </w:rPr>
         <w:t>{{#details}}</w:t>
       </w:r>
+      <w:r>
+        <w:rPr>
+          <w:rFonts w:ascii="Times New Roman" w:eastAsia="Times New Roman" w:hAnsi="Times New Roman" w:cs="Times New Roman"/>
+          <w:b/>
+          <w:bCs/>
+        </w:rPr>
+        <w:t>{{itemName}}</w:t>
+      </w:r>
     </w:p>
     <w:p>
       <w:pPr>
@@ -1047,42 +1055,6 @@
         <w:ind w:left="-425" w:right="-437"/>
         <w:rPr>
           <w:rFonts w:ascii="Times New Roman" w:eastAsia="Times New Roman" w:hAnsi="Times New Roman" w:cs="Times New Roman"/>
-          <w:b/>
-          <w:bCs/>
-        </w:rPr>
-      </w:pPr>
-      <w:r>
-        <w:rPr>
-          <w:rFonts w:ascii="Times New Roman" w:eastAsia="Times New Roman" w:hAnsi="Times New Roman" w:cs="Times New Roman"/>
-          <w:b/>
-          <w:bCs/>
-        </w:rPr>
-        <w:t>{{itemName}}</w:t>
-      </w:r>
-    </w:p>
-    <w:p>
-      <w:pPr>
-        <w:spacing w:after="120" w:line="240" w:lineRule="auto"/>
-        <w:ind w:left="-425" w:right="-437"/>
-        <w:rPr>
-          <w:rFonts w:ascii="Times New Roman" w:eastAsia="Times New Roman" w:hAnsi="Times New Roman" w:cs="Times New Roman"/>
-        </w:rPr>
-      </w:pPr>
-      <w:r>
-        <w:rPr>
-          <w:rFonts w:ascii="Times New Roman" w:eastAsia="Times New Roman" w:hAnsi="Times New Roman" w:cs="Times New Roman"/>
-        </w:rPr>
-        <w:t>{{#results}}{{indicatorName}}: {{valueString}} {{valueNumber}} {{unit}}</w:t>
-      </w:r>
-    </w:p>
-    <w:p>
-      <w:pPr>
-        <w:spacing w:after="120" w:line="240" w:lineRule="auto"/>
-        <w:ind w:left="-425" w:right="-437"/>
-        <w:rPr>
-          <w:rFonts w:ascii="Times New Roman" w:eastAsia="Times New Roman" w:hAnsi="Times New Roman" w:cs="Times New Roman"/>
-          <w:sz w:val="20"/>
-          <w:szCs w:val="20"/>
           <w:lang w:val="en-US"/>
         </w:rPr>
       </w:pPr>
@@ -1090,16 +1062,25 @@
         <w:rPr>
           <w:rFonts w:ascii="Times New Roman" w:eastAsia="Times New Roman" w:hAnsi="Times New Roman" w:cs="Times New Roman"/>
         </w:rPr>
+        <w:t>{{#results}}{{indicatorName}}: {{valueString}} {{valueNumber}</w:t>
+      </w:r>
+      <w:r>
+        <w:rPr>
+          <w:rFonts w:ascii="Times New Roman" w:eastAsia="Times New Roman" w:hAnsi="Times New Roman" w:cs="Times New Roman"/>
+        </w:rPr>
+        <w:t xml:space="preserve">} </w:t>
+      </w:r>
+      <w:r>
+        <w:rPr>
+          <w:rFonts w:ascii="Times New Roman" w:eastAsia="Times New Roman" w:hAnsi="Times New Roman" w:cs="Times New Roman"/>
+        </w:rPr>
+        <w:t>{{unit}}</w:t>
+      </w:r>
+      <w:r>
+        <w:rPr>
+          <w:rFonts w:ascii="Times New Roman" w:eastAsia="Times New Roman" w:hAnsi="Times New Roman" w:cs="Times New Roman"/>
+        </w:rPr>
         <w:t>{{/results}}</w:t>
-      </w:r>
-      <w:r>
-        <w:rPr>
-          <w:rFonts w:ascii="Times New Roman" w:eastAsia="Times New Roman" w:hAnsi="Times New Roman" w:cs="Times New Roman"/>
-          <w:sz w:val="20"/>
-          <w:szCs w:val="20"/>
-          <w:lang w:val="en-US"/>
-        </w:rPr>
-        <w:t xml:space="preserve"> </w:t>
       </w:r>
       <w:r>
         <w:rPr>
@@ -1539,7 +1520,6 @@
         <w:rPr>
           <w:rFonts w:ascii="Times New Roman" w:eastAsia="Times New Roman" w:hAnsi="Times New Roman" w:cs="Times New Roman"/>
         </w:rPr>
-        <w:lastRenderedPageBreak/>
         <w:t xml:space="preserve">Ghi chú: </w:t>
       </w:r>
       <w:r>

--- a/src/templates/medical_record_template.docx
+++ b/src/templates/medical_record_template.docx
@@ -21,8 +21,33 @@
           <w:bCs/>
           <w:sz w:val="20"/>
           <w:szCs w:val="20"/>
-        </w:rPr>
-        <w:t>Phòng khám chuyên khoa VIÊM GAN, NHIỄM</w:t>
+          <w:lang w:val="en-US"/>
+        </w:rPr>
+        <w:t>{{</w:t>
+      </w:r>
+      <w:proofErr w:type="spellStart"/>
+      <w:r>
+        <w:rPr>
+          <w:rFonts w:ascii="Times New Roman" w:eastAsia="Times New Roman" w:hAnsi="Times New Roman" w:cs="Times New Roman"/>
+          <w:b/>
+          <w:bCs/>
+          <w:sz w:val="20"/>
+          <w:szCs w:val="20"/>
+          <w:lang w:val="en-US"/>
+        </w:rPr>
+        <w:t>clinicName</w:t>
+      </w:r>
+      <w:proofErr w:type="spellEnd"/>
+      <w:r>
+        <w:rPr>
+          <w:rFonts w:ascii="Times New Roman" w:eastAsia="Times New Roman" w:hAnsi="Times New Roman" w:cs="Times New Roman"/>
+          <w:b/>
+          <w:bCs/>
+          <w:sz w:val="20"/>
+          <w:szCs w:val="20"/>
+          <w:lang w:val="en-US"/>
+        </w:rPr>
+        <w:t>}}</w:t>
       </w:r>
       <w:r>
         <w:rPr>
@@ -113,29 +138,86 @@
           <w:rFonts w:ascii="Times New Roman" w:eastAsia="Times New Roman" w:hAnsi="Times New Roman" w:cs="Times New Roman"/>
           <w:sz w:val="20"/>
           <w:szCs w:val="20"/>
-        </w:rPr>
-      </w:pPr>
-      <w:r>
-        <w:rPr>
-          <w:rFonts w:ascii="Times New Roman" w:eastAsia="Times New Roman" w:hAnsi="Times New Roman" w:cs="Times New Roman"/>
-          <w:sz w:val="20"/>
-          <w:szCs w:val="20"/>
-        </w:rPr>
-        <w:t>323 Phan Văn Trị, P.2, Q5</w:t>
+          <w:lang w:val="en-US"/>
+        </w:rPr>
+      </w:pPr>
+      <w:r>
+        <w:rPr>
+          <w:rFonts w:ascii="Times New Roman" w:eastAsia="Times New Roman" w:hAnsi="Times New Roman" w:cs="Times New Roman"/>
+          <w:sz w:val="20"/>
+          <w:szCs w:val="20"/>
+          <w:lang w:val="en-US"/>
+        </w:rPr>
+        <w:t>{{</w:t>
+      </w:r>
+      <w:proofErr w:type="spellStart"/>
+      <w:r>
+        <w:rPr>
+          <w:rFonts w:ascii="Times New Roman" w:eastAsia="Times New Roman" w:hAnsi="Times New Roman" w:cs="Times New Roman"/>
+          <w:sz w:val="20"/>
+          <w:szCs w:val="20"/>
+          <w:lang w:val="en-US"/>
+        </w:rPr>
+        <w:t>clinicAddress</w:t>
+      </w:r>
+      <w:proofErr w:type="spellEnd"/>
+      <w:r>
+        <w:rPr>
+          <w:rFonts w:ascii="Times New Roman" w:eastAsia="Times New Roman" w:hAnsi="Times New Roman" w:cs="Times New Roman"/>
+          <w:sz w:val="20"/>
+          <w:szCs w:val="20"/>
+          <w:lang w:val="en-US"/>
+        </w:rPr>
+        <w:t>}}</w:t>
       </w:r>
     </w:p>
     <w:p>
       <w:pPr>
         <w:spacing w:after="120" w:line="240" w:lineRule="auto"/>
         <w:ind w:left="-425" w:right="-436"/>
-      </w:pPr>
-      <w:r>
-        <w:rPr>
-          <w:rFonts w:ascii="Times New Roman" w:eastAsia="Times New Roman" w:hAnsi="Times New Roman" w:cs="Times New Roman"/>
-          <w:sz w:val="20"/>
-          <w:szCs w:val="20"/>
-        </w:rPr>
-        <w:t>SĐT: 037.531.4688 - 098.377.3915</w:t>
+        <w:rPr>
+          <w:rFonts w:ascii="Times New Roman" w:eastAsia="Times New Roman" w:hAnsi="Times New Roman" w:cs="Times New Roman"/>
+          <w:sz w:val="20"/>
+          <w:szCs w:val="20"/>
+          <w:lang w:val="en-US"/>
+        </w:rPr>
+      </w:pPr>
+      <w:r>
+        <w:rPr>
+          <w:rFonts w:ascii="Times New Roman" w:eastAsia="Times New Roman" w:hAnsi="Times New Roman" w:cs="Times New Roman"/>
+          <w:sz w:val="20"/>
+          <w:szCs w:val="20"/>
+        </w:rPr>
+        <w:t xml:space="preserve">SĐT: </w:t>
+      </w:r>
+      <w:r>
+        <w:rPr>
+          <w:rFonts w:ascii="Times New Roman" w:eastAsia="Times New Roman" w:hAnsi="Times New Roman" w:cs="Times New Roman"/>
+          <w:sz w:val="20"/>
+          <w:szCs w:val="20"/>
+          <w:lang w:val="en-US"/>
+        </w:rPr>
+        <w:t>{{</w:t>
+      </w:r>
+      <w:proofErr w:type="spellStart"/>
+      <w:r>
+        <w:rPr>
+          <w:rFonts w:ascii="Times New Roman" w:eastAsia="Times New Roman" w:hAnsi="Times New Roman" w:cs="Times New Roman"/>
+          <w:sz w:val="20"/>
+          <w:szCs w:val="20"/>
+          <w:lang w:val="en-US"/>
+        </w:rPr>
+        <w:t>clinicPhones</w:t>
+      </w:r>
+      <w:proofErr w:type="spellEnd"/>
+      <w:r>
+        <w:rPr>
+          <w:rFonts w:ascii="Times New Roman" w:eastAsia="Times New Roman" w:hAnsi="Times New Roman" w:cs="Times New Roman"/>
+          <w:sz w:val="20"/>
+          <w:szCs w:val="20"/>
+          <w:lang w:val="en-US"/>
+        </w:rPr>
+        <w:t>}}</w:t>
       </w:r>
     </w:p>
     <w:p>
@@ -487,7 +569,7 @@
         </w:rPr>
       </w:pPr>
       <w:r>
-        <w:pict w14:anchorId="4EA21FF2">
+        <w:pict w14:anchorId="7DF307C0">
           <v:rect id="_x0000_i1025" style="width:0;height:1.5pt" o:hralign="center" o:hrstd="t" o:hr="t" fillcolor="#a0a0a0" stroked="f"/>
         </w:pict>
       </w:r>
@@ -1024,29 +1106,40 @@
     </w:p>
     <w:p>
       <w:pPr>
+        <w:tabs>
+          <w:tab w:val="left" w:pos="284"/>
+        </w:tabs>
+        <w:spacing w:after="120" w:line="240" w:lineRule="auto"/>
+        <w:ind w:left="-425" w:right="-437" w:firstLine="425"/>
+        <w:rPr>
+          <w:rFonts w:ascii="Times New Roman" w:eastAsia="Times New Roman" w:hAnsi="Times New Roman" w:cs="Times New Roman"/>
+          <w:b/>
+          <w:bCs/>
+        </w:rPr>
+      </w:pPr>
+      <w:r>
+        <w:rPr>
+          <w:rFonts w:ascii="Times New Roman" w:eastAsia="Times New Roman" w:hAnsi="Times New Roman" w:cs="Times New Roman"/>
+          <w:b/>
+          <w:bCs/>
+        </w:rPr>
+        <w:t>{{#details}}{{itemName}}</w:t>
+      </w:r>
+    </w:p>
+    <w:p>
+      <w:pPr>
         <w:spacing w:after="120" w:line="240" w:lineRule="auto"/>
         <w:ind w:left="-425" w:right="-437"/>
         <w:rPr>
           <w:rFonts w:ascii="Times New Roman" w:eastAsia="Times New Roman" w:hAnsi="Times New Roman" w:cs="Times New Roman"/>
-          <w:b/>
-          <w:bCs/>
-        </w:rPr>
-      </w:pPr>
-      <w:r>
-        <w:rPr>
-          <w:rFonts w:ascii="Times New Roman" w:eastAsia="Times New Roman" w:hAnsi="Times New Roman" w:cs="Times New Roman"/>
-          <w:b/>
-          <w:bCs/>
-        </w:rPr>
-        <w:t>{{#details}}</w:t>
-      </w:r>
-      <w:r>
-        <w:rPr>
-          <w:rFonts w:ascii="Times New Roman" w:eastAsia="Times New Roman" w:hAnsi="Times New Roman" w:cs="Times New Roman"/>
-          <w:b/>
-          <w:bCs/>
-        </w:rPr>
-        <w:t>{{itemName}}</w:t>
+          <w:lang w:val="en-US"/>
+        </w:rPr>
+      </w:pPr>
+      <w:r>
+        <w:rPr>
+          <w:rFonts w:ascii="Times New Roman" w:eastAsia="Times New Roman" w:hAnsi="Times New Roman" w:cs="Times New Roman"/>
+        </w:rPr>
+        <w:t>{{#results}}{{indicatorName}}: {{valueString}} {{valueNumber}} {{unit}}</w:t>
       </w:r>
     </w:p>
     <w:p>
@@ -1055,27 +1148,8 @@
         <w:ind w:left="-425" w:right="-437"/>
         <w:rPr>
           <w:rFonts w:ascii="Times New Roman" w:eastAsia="Times New Roman" w:hAnsi="Times New Roman" w:cs="Times New Roman"/>
-          <w:lang w:val="en-US"/>
-        </w:rPr>
-      </w:pPr>
-      <w:r>
-        <w:rPr>
-          <w:rFonts w:ascii="Times New Roman" w:eastAsia="Times New Roman" w:hAnsi="Times New Roman" w:cs="Times New Roman"/>
-        </w:rPr>
-        <w:t>{{#results}}{{indicatorName}}: {{valueString}} {{valueNumber}</w:t>
-      </w:r>
-      <w:r>
-        <w:rPr>
-          <w:rFonts w:ascii="Times New Roman" w:eastAsia="Times New Roman" w:hAnsi="Times New Roman" w:cs="Times New Roman"/>
-        </w:rPr>
-        <w:t xml:space="preserve">} </w:t>
-      </w:r>
-      <w:r>
-        <w:rPr>
-          <w:rFonts w:ascii="Times New Roman" w:eastAsia="Times New Roman" w:hAnsi="Times New Roman" w:cs="Times New Roman"/>
-        </w:rPr>
-        <w:t>{{unit}}</w:t>
-      </w:r>
+        </w:rPr>
+      </w:pPr>
       <w:r>
         <w:rPr>
           <w:rFonts w:ascii="Times New Roman" w:eastAsia="Times New Roman" w:hAnsi="Times New Roman" w:cs="Times New Roman"/>
@@ -1378,12 +1452,6 @@
           <w:lang w:val="en-US"/>
         </w:rPr>
         <w:tab/>
-      </w:r>
-      <w:r>
-        <w:rPr>
-          <w:rFonts w:ascii="Times New Roman" w:eastAsia="Times New Roman" w:hAnsi="Times New Roman" w:cs="Times New Roman"/>
-          <w:lang w:val="en-US"/>
-        </w:rPr>
         <w:t>{</w:t>
       </w:r>
       <w:r>
@@ -1421,15 +1489,7 @@
           <w:iCs/>
         </w:rPr>
         <w:tab/>
-        <w:t>{{usage</w:t>
-      </w:r>
-      <w:r>
-        <w:rPr>
-          <w:rFonts w:ascii="Times New Roman" w:eastAsia="Times New Roman" w:hAnsi="Times New Roman" w:cs="Times New Roman"/>
-          <w:i/>
-          <w:iCs/>
-        </w:rPr>
-        <w:t>}}</w:t>
+        <w:t>{{usage}}</w:t>
       </w:r>
       <w:r>
         <w:rPr>
@@ -1520,6 +1580,7 @@
         <w:rPr>
           <w:rFonts w:ascii="Times New Roman" w:eastAsia="Times New Roman" w:hAnsi="Times New Roman" w:cs="Times New Roman"/>
         </w:rPr>
+        <w:lastRenderedPageBreak/>
         <w:t xml:space="preserve">Ghi chú: </w:t>
       </w:r>
       <w:r>
@@ -1660,6 +1721,7 @@
           <w:rFonts w:ascii="Times New Roman" w:eastAsia="Times New Roman" w:hAnsi="Times New Roman" w:cs="Times New Roman"/>
           <w:b/>
           <w:bCs/>
+          <w:lang w:val="en-US"/>
         </w:rPr>
       </w:pPr>
       <w:r>
@@ -1669,7 +1731,35 @@
           <w:bCs/>
         </w:rPr>
         <w:tab/>
-        <w:t>PGS TS. BS. Nguyễn Thị Cẩm Hường</w:t>
+      </w:r>
+      <w:r>
+        <w:rPr>
+          <w:rFonts w:ascii="Times New Roman" w:eastAsia="Times New Roman" w:hAnsi="Times New Roman" w:cs="Times New Roman"/>
+          <w:b/>
+          <w:bCs/>
+          <w:lang w:val="en-US"/>
+        </w:rPr>
+        <w:t>{{</w:t>
+      </w:r>
+      <w:proofErr w:type="spellStart"/>
+      <w:r>
+        <w:rPr>
+          <w:rFonts w:ascii="Times New Roman" w:eastAsia="Times New Roman" w:hAnsi="Times New Roman" w:cs="Times New Roman"/>
+          <w:b/>
+          <w:bCs/>
+          <w:lang w:val="en-US"/>
+        </w:rPr>
+        <w:t>doctorName</w:t>
+      </w:r>
+      <w:proofErr w:type="spellEnd"/>
+      <w:r>
+        <w:rPr>
+          <w:rFonts w:ascii="Times New Roman" w:eastAsia="Times New Roman" w:hAnsi="Times New Roman" w:cs="Times New Roman"/>
+          <w:b/>
+          <w:bCs/>
+          <w:lang w:val="en-US"/>
+        </w:rPr>
+        <w:t>}}</w:t>
       </w:r>
     </w:p>
     <w:p>
@@ -1777,9 +1867,6 @@
 <w:footnotes xmlns:wpc="http://schemas.microsoft.com/office/word/2010/wordprocessingCanvas" xmlns:cx="http://schemas.microsoft.com/office/drawing/2014/chartex" xmlns:cx1="http://schemas.microsoft.com/office/drawing/2015/9/8/chartex" xmlns:cx2="http://schemas.microsoft.com/office/drawing/2015/10/21/chartex" xmlns:cx3="http://schemas.microsoft.com/office/drawing/2016/5/9/chartex" xmlns:cx4="http://schemas.microsoft.com/office/drawing/2016/5/10/chartex" xmlns:cx5="http://schemas.microsoft.com/office/drawing/2016/5/11/chartex" xmlns:cx6="http://schemas.microsoft.com/office/drawing/2016/5/12/chartex" xmlns:cx7="http://schemas.microsoft.com/office/drawing/2016/5/13/chartex" xmlns:cx8="http://schemas.microsoft.com/office/drawing/2016/5/14/chartex" xmlns:mc="http://schemas.openxmlformats.org/markup-compatibility/2006" xmlns:aink="http://schemas.microsoft.com/office/drawing/2016/ink" xmlns:am3d="http://schemas.microsoft.com/office/drawing/2017/model3d" xmlns:o="urn:schemas-microsoft-com:office:office" xmlns:oel="http://schemas.microsoft.com/office/2019/extlst" xmlns:r="http://schemas.openxmlformats.org/officeDocument/2006/relationships" xmlns:m="http://schemas.openxmlformats.org/officeDocument/2006/math" xmlns:v="urn:schemas-microsoft-com:vml" xmlns:wp14="http://schemas.microsoft.com/office/word/2010/wordprocessingDrawing" xmlns:wp="http://schemas.openxmlformats.org/drawingml/2006/wordprocessingDrawing" xmlns:w10="urn:schemas-microsoft-com:office:word" xmlns:w="http://schemas.openxmlformats.org/wordprocessingml/2006/main" xmlns:w14="http://schemas.microsoft.com/office/word/2010/wordml" xmlns:w15="http://schemas.microsoft.com/office/word/2012/wordml" xmlns:w16cex="http://schemas.microsoft.com/office/word/2018/wordml/cex" xmlns:w16cid="http://schemas.microsoft.com/office/word/2016/wordml/cid" xmlns:w16="http://schemas.microsoft.com/office/word/2018/wordml" xmlns:w16du="http://schemas.microsoft.com/office/word/2023/wordml/word16du" xmlns:w16sdtdh="http://schemas.microsoft.com/office/word/2020/wordml/sdtdatahash" xmlns:w16sdtfl="http://schemas.microsoft.com/office/word/2024/wordml/sdtformatlock" xmlns:w16se="http://schemas.microsoft.com/office/word/2015/wordml/symex" xmlns:wpg="http://schemas.microsoft.com/office/word/2010/wordprocessingGroup" xmlns:wpi="http://schemas.microsoft.com/office/word/2010/wordprocessingInk" xmlns:wne="http://schemas.microsoft.com/office/word/2006/wordml" xmlns:wps="http://schemas.microsoft.com/office/word/2010/wordprocessingShape" mc:Ignorable="w14 w15 w16se w16cid w16 w16cex w16sdtdh w16sdtfl w16du wp14">
   <w:footnote w:type="separator" w:id="-1">
     <w:p>
-      <w:pPr>
-        <w:spacing w:line="240" w:lineRule="auto"/>
-      </w:pPr>
       <w:r>
         <w:separator/>
       </w:r>
@@ -1787,9 +1874,6 @@
   </w:footnote>
   <w:footnote w:type="continuationSeparator" w:id="0">
     <w:p>
-      <w:pPr>
-        <w:spacing w:line="240" w:lineRule="auto"/>
-      </w:pPr>
       <w:r>
         <w:continuationSeparator/>
       </w:r>
@@ -1803,7 +1887,7 @@
   <w:abstractNum w:abstractNumId="0" w15:restartNumberingAfterBreak="0">
     <w:nsid w:val="25A61304"/>
     <w:multiLevelType w:val="multilevel"/>
-    <w:tmpl w:val="B492BE34"/>
+    <w:tmpl w:val="25A61304"/>
     <w:lvl w:ilvl="0">
       <w:start w:val="1"/>
       <w:numFmt w:val="upperRoman"/>
@@ -1893,7 +1977,7 @@
   <w:abstractNum w:abstractNumId="1" w15:restartNumberingAfterBreak="0">
     <w:nsid w:val="3B7A720A"/>
     <w:multiLevelType w:val="multilevel"/>
-    <w:tmpl w:val="6D6C356A"/>
+    <w:tmpl w:val="3B7A720A"/>
     <w:lvl w:ilvl="0">
       <w:numFmt w:val="bullet"/>
       <w:lvlText w:val="-"/>
@@ -2002,10 +2086,10 @@
       </w:rPr>
     </w:lvl>
   </w:abstractNum>
-  <w:num w:numId="1" w16cid:durableId="1386681656">
+  <w:num w:numId="1" w16cid:durableId="1757441545">
     <w:abstractNumId w:val="0"/>
   </w:num>
-  <w:num w:numId="2" w16cid:durableId="791634404">
+  <w:num w:numId="2" w16cid:durableId="1866865823">
     <w:abstractNumId w:val="1"/>
   </w:num>
 </w:numbering>
@@ -2016,17 +2100,11 @@
   <w:docDefaults>
     <w:rPrDefault>
       <w:rPr>
-        <w:rFonts w:ascii="Arial" w:eastAsiaTheme="minorEastAsia" w:hAnsi="Arial" w:cs="Arial"/>
-        <w:sz w:val="22"/>
-        <w:szCs w:val="22"/>
-        <w:lang w:val="vi" w:eastAsia="ja-JP" w:bidi="ar-SA"/>
+        <w:rFonts w:ascii="Times New Roman" w:eastAsia="SimSun" w:hAnsi="Times New Roman" w:cs="Times New Roman"/>
+        <w:lang w:val="en-US" w:eastAsia="ja-JP" w:bidi="ar-SA"/>
       </w:rPr>
     </w:rPrDefault>
-    <w:pPrDefault>
-      <w:pPr>
-        <w:spacing w:line="276" w:lineRule="auto"/>
-      </w:pPr>
-    </w:pPrDefault>
+    <w:pPrDefault/>
   </w:docDefaults>
   <w:latentStyles w:defLockedState="0" w:defUIPriority="99" w:defSemiHidden="0" w:defUnhideWhenUsed="0" w:defQFormat="0" w:count="376">
     <w:lsdException w:name="Normal" w:uiPriority="0" w:qFormat="1"/>
@@ -2094,7 +2172,7 @@
     <w:lsdException w:name="Title" w:uiPriority="10" w:qFormat="1"/>
     <w:lsdException w:name="Closing" w:semiHidden="1" w:unhideWhenUsed="1"/>
     <w:lsdException w:name="Signature" w:semiHidden="1" w:unhideWhenUsed="1"/>
-    <w:lsdException w:name="Default Paragraph Font" w:semiHidden="1" w:uiPriority="1" w:unhideWhenUsed="1"/>
+    <w:lsdException w:name="Default Paragraph Font" w:uiPriority="1" w:unhideWhenUsed="1"/>
     <w:lsdException w:name="Body Text" w:semiHidden="1" w:unhideWhenUsed="1"/>
     <w:lsdException w:name="Body Text Indent" w:semiHidden="1" w:unhideWhenUsed="1"/>
     <w:lsdException w:name="List Continue" w:semiHidden="1" w:unhideWhenUsed="1"/>
@@ -2185,8 +2263,8 @@
     <w:lsdException w:name="Balloon Text" w:semiHidden="1" w:unhideWhenUsed="1"/>
     <w:lsdException w:name="Table Grid" w:uiPriority="39"/>
     <w:lsdException w:name="Table Theme" w:semiHidden="1" w:unhideWhenUsed="1"/>
-    <w:lsdException w:name="Placeholder Text" w:semiHidden="1"/>
-    <w:lsdException w:name="No Spacing" w:uiPriority="1" w:qFormat="1"/>
+    <w:lsdException w:name="Placeholder Text" w:semiHidden="1" w:unhideWhenUsed="1"/>
+    <w:lsdException w:name="No Spacing" w:semiHidden="1" w:unhideWhenUsed="1"/>
     <w:lsdException w:name="Light Shading" w:uiPriority="60"/>
     <w:lsdException w:name="Light List" w:uiPriority="61"/>
     <w:lsdException w:name="Light Grid" w:uiPriority="62"/>
@@ -2207,10 +2285,10 @@
     <w:lsdException w:name="Medium Shading 1 Accent 1" w:uiPriority="63"/>
     <w:lsdException w:name="Medium Shading 2 Accent 1" w:uiPriority="64"/>
     <w:lsdException w:name="Medium List 1 Accent 1" w:uiPriority="65"/>
-    <w:lsdException w:name="Revision" w:semiHidden="1"/>
-    <w:lsdException w:name="List Paragraph" w:uiPriority="34" w:qFormat="1"/>
-    <w:lsdException w:name="Quote" w:uiPriority="29" w:qFormat="1"/>
-    <w:lsdException w:name="Intense Quote" w:uiPriority="30" w:qFormat="1"/>
+    <w:lsdException w:name="Revision" w:semiHidden="1" w:unhideWhenUsed="1"/>
+    <w:lsdException w:name="List Paragraph" w:semiHidden="1" w:unhideWhenUsed="1"/>
+    <w:lsdException w:name="Quote" w:semiHidden="1" w:unhideWhenUsed="1"/>
+    <w:lsdException w:name="Intense Quote" w:semiHidden="1" w:unhideWhenUsed="1"/>
     <w:lsdException w:name="Medium List 2 Accent 1" w:uiPriority="66"/>
     <w:lsdException w:name="Medium Grid 1 Accent 1" w:uiPriority="67"/>
     <w:lsdException w:name="Medium Grid 2 Accent 1" w:uiPriority="68"/>
@@ -2409,6 +2487,15 @@
   <w:style w:type="paragraph" w:default="1" w:styleId="Normal">
     <w:name w:val="Normal"/>
     <w:qFormat/>
+    <w:pPr>
+      <w:spacing w:line="276" w:lineRule="auto"/>
+    </w:pPr>
+    <w:rPr>
+      <w:rFonts w:ascii="Arial" w:eastAsiaTheme="minorEastAsia" w:hAnsi="Arial" w:cs="Arial"/>
+      <w:sz w:val="22"/>
+      <w:szCs w:val="22"/>
+      <w:lang w:val="vi"/>
+    </w:rPr>
   </w:style>
   <w:style w:type="paragraph" w:styleId="Heading1">
     <w:name w:val="heading 1"/>
@@ -2551,16 +2638,22 @@
     <w:semiHidden/>
     <w:unhideWhenUsed/>
   </w:style>
-  <w:style w:type="table" w:customStyle="1" w:styleId="TableNormal0">
-    <w:name w:val="TableNormal"/>
-    <w:tblPr>
-      <w:tblCellMar>
-        <w:top w:w="100" w:type="dxa"/>
-        <w:left w:w="100" w:type="dxa"/>
-        <w:bottom w:w="100" w:type="dxa"/>
-        <w:right w:w="100" w:type="dxa"/>
-      </w:tblCellMar>
-    </w:tblPr>
+  <w:style w:type="paragraph" w:styleId="Subtitle">
+    <w:name w:val="Subtitle"/>
+    <w:basedOn w:val="Normal"/>
+    <w:next w:val="Normal"/>
+    <w:uiPriority w:val="11"/>
+    <w:qFormat/>
+    <w:pPr>
+      <w:keepNext/>
+      <w:keepLines/>
+      <w:spacing w:after="320"/>
+    </w:pPr>
+    <w:rPr>
+      <w:color w:val="666666"/>
+      <w:sz w:val="30"/>
+      <w:szCs w:val="30"/>
+    </w:rPr>
   </w:style>
   <w:style w:type="paragraph" w:styleId="Title">
     <w:name w:val="Title"/>
@@ -2578,22 +2671,16 @@
       <w:szCs w:val="52"/>
     </w:rPr>
   </w:style>
-  <w:style w:type="paragraph" w:styleId="Subtitle">
-    <w:name w:val="Subtitle"/>
-    <w:basedOn w:val="Normal"/>
-    <w:next w:val="Normal"/>
-    <w:uiPriority w:val="11"/>
-    <w:qFormat/>
-    <w:pPr>
-      <w:keepNext/>
-      <w:keepLines/>
-      <w:spacing w:after="320"/>
-    </w:pPr>
-    <w:rPr>
-      <w:color w:val="666666"/>
-      <w:sz w:val="30"/>
-      <w:szCs w:val="30"/>
-    </w:rPr>
+  <w:style w:type="table" w:customStyle="1" w:styleId="TableNormal0">
+    <w:name w:val="TableNormal"/>
+    <w:tblPr>
+      <w:tblCellMar>
+        <w:top w:w="100" w:type="dxa"/>
+        <w:left w:w="100" w:type="dxa"/>
+        <w:bottom w:w="100" w:type="dxa"/>
+        <w:right w:w="100" w:type="dxa"/>
+      </w:tblCellMar>
+    </w:tblPr>
   </w:style>
 </w:styles>
 </file>

--- a/src/templates/medical_record_template.docx
+++ b/src/templates/medical_record_template.docx
@@ -23,111 +23,108 @@
           <w:szCs w:val="20"/>
           <w:lang w:val="en-US"/>
         </w:rPr>
-        <w:t>{{</w:t>
-      </w:r>
-      <w:proofErr w:type="spellStart"/>
-      <w:r>
-        <w:rPr>
-          <w:rFonts w:ascii="Times New Roman" w:eastAsia="Times New Roman" w:hAnsi="Times New Roman" w:cs="Times New Roman"/>
-          <w:b/>
-          <w:bCs/>
+        <w:t>{{clinicName}}</w:t>
+      </w:r>
+      <w:r>
+        <w:rPr>
+          <w:rFonts w:ascii="Times New Roman" w:eastAsia="Times New Roman" w:hAnsi="Times New Roman" w:cs="Times New Roman"/>
+          <w:b/>
+          <w:bCs/>
+          <w:sz w:val="20"/>
+          <w:szCs w:val="20"/>
+        </w:rPr>
+        <w:tab/>
+      </w:r>
+      <w:r>
+        <w:rPr>
+          <w:rFonts w:ascii="Times New Roman" w:eastAsia="Times New Roman" w:hAnsi="Times New Roman" w:cs="Times New Roman"/>
+          <w:b/>
+          <w:bCs/>
+          <w:sz w:val="20"/>
+          <w:szCs w:val="20"/>
+        </w:rPr>
+        <w:tab/>
+      </w:r>
+      <w:r>
+        <w:rPr>
+          <w:rFonts w:ascii="Times New Roman" w:eastAsia="Times New Roman" w:hAnsi="Times New Roman" w:cs="Times New Roman"/>
+          <w:b/>
+          <w:bCs/>
+          <w:sz w:val="20"/>
+          <w:szCs w:val="20"/>
+        </w:rPr>
+        <w:tab/>
+      </w:r>
+      <w:r>
+        <w:rPr>
+          <w:rFonts w:ascii="Times New Roman" w:eastAsia="Times New Roman" w:hAnsi="Times New Roman" w:cs="Times New Roman"/>
+          <w:b/>
+          <w:bCs/>
+          <w:sz w:val="20"/>
+          <w:szCs w:val="20"/>
+        </w:rPr>
+        <w:tab/>
+      </w:r>
+      <w:r>
+        <w:rPr>
+          <w:rFonts w:ascii="Times New Roman" w:eastAsia="Times New Roman" w:hAnsi="Times New Roman" w:cs="Times New Roman"/>
+          <w:b/>
+          <w:bCs/>
+          <w:sz w:val="20"/>
+          <w:szCs w:val="20"/>
+        </w:rPr>
+        <w:tab/>
+      </w:r>
+      <w:r>
+        <w:rPr>
+          <w:rFonts w:ascii="Times New Roman" w:eastAsia="Times New Roman" w:hAnsi="Times New Roman" w:cs="Times New Roman"/>
+          <w:b/>
+          <w:bCs/>
+          <w:sz w:val="20"/>
+          <w:szCs w:val="20"/>
+        </w:rPr>
+        <w:tab/>
+      </w:r>
+      <w:r>
+        <w:rPr>
+          <w:rFonts w:ascii="Times New Roman" w:eastAsia="Times New Roman" w:hAnsi="Times New Roman" w:cs="Times New Roman"/>
+          <w:b/>
+          <w:bCs/>
+          <w:sz w:val="20"/>
+          <w:szCs w:val="20"/>
+        </w:rPr>
+        <w:tab/>
+      </w:r>
+      <w:r>
+        <w:rPr>
+          <w:rFonts w:ascii="Times New Roman" w:eastAsia="Times New Roman" w:hAnsi="Times New Roman" w:cs="Times New Roman"/>
+          <w:b/>
+          <w:bCs/>
+          <w:sz w:val="20"/>
+          <w:szCs w:val="20"/>
+        </w:rPr>
+        <w:tab/>
+      </w:r>
+    </w:p>
+    <w:p>
+      <w:pPr>
+        <w:spacing w:after="120" w:line="240" w:lineRule="auto"/>
+        <w:ind w:left="-425" w:right="-436"/>
+        <w:rPr>
+          <w:rFonts w:ascii="Times New Roman" w:eastAsia="Times New Roman" w:hAnsi="Times New Roman" w:cs="Times New Roman"/>
           <w:sz w:val="20"/>
           <w:szCs w:val="20"/>
           <w:lang w:val="en-US"/>
         </w:rPr>
-        <w:t>clinicName</w:t>
-      </w:r>
-      <w:proofErr w:type="spellEnd"/>
-      <w:r>
-        <w:rPr>
-          <w:rFonts w:ascii="Times New Roman" w:eastAsia="Times New Roman" w:hAnsi="Times New Roman" w:cs="Times New Roman"/>
-          <w:b/>
-          <w:bCs/>
+      </w:pPr>
+      <w:r>
+        <w:rPr>
+          <w:rFonts w:ascii="Times New Roman" w:eastAsia="Times New Roman" w:hAnsi="Times New Roman" w:cs="Times New Roman"/>
           <w:sz w:val="20"/>
           <w:szCs w:val="20"/>
           <w:lang w:val="en-US"/>
         </w:rPr>
-        <w:t>}}</w:t>
-      </w:r>
-      <w:r>
-        <w:rPr>
-          <w:rFonts w:ascii="Times New Roman" w:eastAsia="Times New Roman" w:hAnsi="Times New Roman" w:cs="Times New Roman"/>
-          <w:b/>
-          <w:bCs/>
-          <w:sz w:val="20"/>
-          <w:szCs w:val="20"/>
-        </w:rPr>
-        <w:tab/>
-      </w:r>
-      <w:r>
-        <w:rPr>
-          <w:rFonts w:ascii="Times New Roman" w:eastAsia="Times New Roman" w:hAnsi="Times New Roman" w:cs="Times New Roman"/>
-          <w:b/>
-          <w:bCs/>
-          <w:sz w:val="20"/>
-          <w:szCs w:val="20"/>
-        </w:rPr>
-        <w:tab/>
-      </w:r>
-      <w:r>
-        <w:rPr>
-          <w:rFonts w:ascii="Times New Roman" w:eastAsia="Times New Roman" w:hAnsi="Times New Roman" w:cs="Times New Roman"/>
-          <w:b/>
-          <w:bCs/>
-          <w:sz w:val="20"/>
-          <w:szCs w:val="20"/>
-        </w:rPr>
-        <w:tab/>
-      </w:r>
-      <w:r>
-        <w:rPr>
-          <w:rFonts w:ascii="Times New Roman" w:eastAsia="Times New Roman" w:hAnsi="Times New Roman" w:cs="Times New Roman"/>
-          <w:b/>
-          <w:bCs/>
-          <w:sz w:val="20"/>
-          <w:szCs w:val="20"/>
-        </w:rPr>
-        <w:tab/>
-      </w:r>
-      <w:r>
-        <w:rPr>
-          <w:rFonts w:ascii="Times New Roman" w:eastAsia="Times New Roman" w:hAnsi="Times New Roman" w:cs="Times New Roman"/>
-          <w:b/>
-          <w:bCs/>
-          <w:sz w:val="20"/>
-          <w:szCs w:val="20"/>
-        </w:rPr>
-        <w:tab/>
-      </w:r>
-      <w:r>
-        <w:rPr>
-          <w:rFonts w:ascii="Times New Roman" w:eastAsia="Times New Roman" w:hAnsi="Times New Roman" w:cs="Times New Roman"/>
-          <w:b/>
-          <w:bCs/>
-          <w:sz w:val="20"/>
-          <w:szCs w:val="20"/>
-        </w:rPr>
-        <w:tab/>
-      </w:r>
-      <w:r>
-        <w:rPr>
-          <w:rFonts w:ascii="Times New Roman" w:eastAsia="Times New Roman" w:hAnsi="Times New Roman" w:cs="Times New Roman"/>
-          <w:b/>
-          <w:bCs/>
-          <w:sz w:val="20"/>
-          <w:szCs w:val="20"/>
-        </w:rPr>
-        <w:tab/>
-      </w:r>
-      <w:r>
-        <w:rPr>
-          <w:rFonts w:ascii="Times New Roman" w:eastAsia="Times New Roman" w:hAnsi="Times New Roman" w:cs="Times New Roman"/>
-          <w:b/>
-          <w:bCs/>
-          <w:sz w:val="20"/>
-          <w:szCs w:val="20"/>
-        </w:rPr>
-        <w:tab/>
+        <w:t>{{clinicAddress}}</w:t>
       </w:r>
     </w:p>
     <w:p>
@@ -146,11 +143,9 @@
           <w:rFonts w:ascii="Times New Roman" w:eastAsia="Times New Roman" w:hAnsi="Times New Roman" w:cs="Times New Roman"/>
           <w:sz w:val="20"/>
           <w:szCs w:val="20"/>
-          <w:lang w:val="en-US"/>
-        </w:rPr>
-        <w:t>{{</w:t>
-      </w:r>
-      <w:proofErr w:type="spellStart"/>
+        </w:rPr>
+        <w:t xml:space="preserve">SĐT: </w:t>
+      </w:r>
       <w:r>
         <w:rPr>
           <w:rFonts w:ascii="Times New Roman" w:eastAsia="Times New Roman" w:hAnsi="Times New Roman" w:cs="Times New Roman"/>
@@ -158,66 +153,7 @@
           <w:szCs w:val="20"/>
           <w:lang w:val="en-US"/>
         </w:rPr>
-        <w:t>clinicAddress</w:t>
-      </w:r>
-      <w:proofErr w:type="spellEnd"/>
-      <w:r>
-        <w:rPr>
-          <w:rFonts w:ascii="Times New Roman" w:eastAsia="Times New Roman" w:hAnsi="Times New Roman" w:cs="Times New Roman"/>
-          <w:sz w:val="20"/>
-          <w:szCs w:val="20"/>
-          <w:lang w:val="en-US"/>
-        </w:rPr>
-        <w:t>}}</w:t>
-      </w:r>
-    </w:p>
-    <w:p>
-      <w:pPr>
-        <w:spacing w:after="120" w:line="240" w:lineRule="auto"/>
-        <w:ind w:left="-425" w:right="-436"/>
-        <w:rPr>
-          <w:rFonts w:ascii="Times New Roman" w:eastAsia="Times New Roman" w:hAnsi="Times New Roman" w:cs="Times New Roman"/>
-          <w:sz w:val="20"/>
-          <w:szCs w:val="20"/>
-          <w:lang w:val="en-US"/>
-        </w:rPr>
-      </w:pPr>
-      <w:r>
-        <w:rPr>
-          <w:rFonts w:ascii="Times New Roman" w:eastAsia="Times New Roman" w:hAnsi="Times New Roman" w:cs="Times New Roman"/>
-          <w:sz w:val="20"/>
-          <w:szCs w:val="20"/>
-        </w:rPr>
-        <w:t xml:space="preserve">SĐT: </w:t>
-      </w:r>
-      <w:r>
-        <w:rPr>
-          <w:rFonts w:ascii="Times New Roman" w:eastAsia="Times New Roman" w:hAnsi="Times New Roman" w:cs="Times New Roman"/>
-          <w:sz w:val="20"/>
-          <w:szCs w:val="20"/>
-          <w:lang w:val="en-US"/>
-        </w:rPr>
-        <w:t>{{</w:t>
-      </w:r>
-      <w:proofErr w:type="spellStart"/>
-      <w:r>
-        <w:rPr>
-          <w:rFonts w:ascii="Times New Roman" w:eastAsia="Times New Roman" w:hAnsi="Times New Roman" w:cs="Times New Roman"/>
-          <w:sz w:val="20"/>
-          <w:szCs w:val="20"/>
-          <w:lang w:val="en-US"/>
-        </w:rPr>
-        <w:t>clinicPhones</w:t>
-      </w:r>
-      <w:proofErr w:type="spellEnd"/>
-      <w:r>
-        <w:rPr>
-          <w:rFonts w:ascii="Times New Roman" w:eastAsia="Times New Roman" w:hAnsi="Times New Roman" w:cs="Times New Roman"/>
-          <w:sz w:val="20"/>
-          <w:szCs w:val="20"/>
-          <w:lang w:val="en-US"/>
-        </w:rPr>
-        <w:t>}}</w:t>
+        <w:t>{{clinicPhones}}</w:t>
       </w:r>
     </w:p>
     <w:p>
@@ -1032,145 +968,81 @@
       <w:pPr>
         <w:numPr>
           <w:ilvl w:val="0"/>
-          <w:numId w:val="1"/>
+          <w:numId w:val="2"/>
         </w:numPr>
-        <w:tabs>
-          <w:tab w:val="left" w:pos="832"/>
-          <w:tab w:val="left" w:pos="5377"/>
-          <w:tab w:val="left" w:pos="7357"/>
-        </w:tabs>
-        <w:spacing w:after="120" w:line="240" w:lineRule="auto"/>
-        <w:ind w:left="-90" w:right="-436" w:hanging="155"/>
-        <w:rPr>
-          <w:rFonts w:ascii="Times New Roman" w:eastAsia="Times New Roman" w:hAnsi="Times New Roman" w:cs="Times New Roman"/>
-          <w:color w:val="000000"/>
-        </w:rPr>
-      </w:pPr>
-      <w:r>
-        <w:rPr>
-          <w:rFonts w:ascii="Times New Roman" w:eastAsia="Times New Roman" w:hAnsi="Times New Roman" w:cs="Times New Roman"/>
-          <w:b/>
-          <w:bCs/>
-          <w:color w:val="000000"/>
-        </w:rPr>
-        <w:t>CẬN LÂM SÀNG:</w:t>
-      </w:r>
-    </w:p>
-    <w:p>
-      <w:pPr>
-        <w:spacing w:after="120" w:line="240" w:lineRule="auto"/>
-        <w:ind w:left="-425" w:right="-437"/>
-        <w:rPr>
-          <w:b/>
-          <w:bCs/>
-          <w:color w:val="000000"/>
-          <w:sz w:val="20"/>
-          <w:szCs w:val="20"/>
-        </w:rPr>
-      </w:pPr>
-      <w:r>
-        <w:rPr>
-          <w:rFonts w:ascii="Times New Roman" w:eastAsia="Times New Roman" w:hAnsi="Times New Roman" w:cs="Times New Roman"/>
-          <w:sz w:val="20"/>
-          <w:szCs w:val="20"/>
-        </w:rPr>
-        <w:t>{{#requests}}</w:t>
-      </w:r>
-      <w:r>
-        <w:rPr>
-          <w:rFonts w:ascii="Times New Roman" w:eastAsia="Times New Roman" w:hAnsi="Times New Roman" w:cs="Times New Roman"/>
-          <w:color w:val="000000"/>
-        </w:rPr>
-        <w:t>MÃ PHIẾU CHỈ ĐỊNH</w:t>
-      </w:r>
-      <w:r>
-        <w:rPr>
-          <w:rFonts w:ascii="Times New Roman" w:eastAsia="Times New Roman" w:hAnsi="Times New Roman" w:cs="Times New Roman"/>
-          <w:color w:val="000000"/>
-          <w:sz w:val="20"/>
-          <w:szCs w:val="20"/>
-        </w:rPr>
-        <w:t xml:space="preserve">: </w:t>
-      </w:r>
-      <w:r>
-        <w:rPr>
-          <w:rFonts w:ascii="Times New Roman" w:eastAsia="Times New Roman" w:hAnsi="Times New Roman" w:cs="Times New Roman"/>
-          <w:b/>
-          <w:bCs/>
-          <w:color w:val="000000"/>
-          <w:sz w:val="20"/>
-          <w:szCs w:val="20"/>
-        </w:rPr>
-        <w:t>{{requestCode}}</w:t>
-      </w:r>
-    </w:p>
-    <w:p>
-      <w:pPr>
-        <w:tabs>
-          <w:tab w:val="left" w:pos="284"/>
-        </w:tabs>
-        <w:spacing w:after="120" w:line="240" w:lineRule="auto"/>
-        <w:ind w:left="-425" w:right="-437" w:firstLine="425"/>
-        <w:rPr>
-          <w:rFonts w:ascii="Times New Roman" w:eastAsia="Times New Roman" w:hAnsi="Times New Roman" w:cs="Times New Roman"/>
-          <w:b/>
-          <w:bCs/>
-        </w:rPr>
-      </w:pPr>
-      <w:r>
-        <w:rPr>
-          <w:rFonts w:ascii="Times New Roman" w:eastAsia="Times New Roman" w:hAnsi="Times New Roman" w:cs="Times New Roman"/>
-          <w:b/>
-          <w:bCs/>
-        </w:rPr>
-        <w:t>{{#details}}{{itemName}}</w:t>
-      </w:r>
-    </w:p>
-    <w:p>
-      <w:pPr>
-        <w:spacing w:after="120" w:line="240" w:lineRule="auto"/>
-        <w:ind w:left="-425" w:right="-437"/>
-        <w:rPr>
-          <w:rFonts w:ascii="Times New Roman" w:eastAsia="Times New Roman" w:hAnsi="Times New Roman" w:cs="Times New Roman"/>
+        <w:spacing w:after="120" w:line="240" w:lineRule="auto"/>
+        <w:ind w:right="-436"/>
+        <w:rPr>
+          <w:color w:val="000000"/>
+        </w:rPr>
+      </w:pPr>
+      <w:r>
+        <w:rPr>
+          <w:rFonts w:ascii="Times New Roman" w:eastAsia="Times New Roman" w:hAnsi="Times New Roman" w:cs="Times New Roman"/>
+          <w:color w:val="000000"/>
           <w:lang w:val="en-US"/>
         </w:rPr>
-      </w:pPr>
-      <w:r>
-        <w:rPr>
-          <w:rFonts w:ascii="Times New Roman" w:eastAsia="Times New Roman" w:hAnsi="Times New Roman" w:cs="Times New Roman"/>
-        </w:rPr>
-        <w:t>{{#results}}{{indicatorName}}: {{valueString}} {{valueNumber}} {{unit}}</w:t>
-      </w:r>
-    </w:p>
-    <w:p>
-      <w:pPr>
-        <w:spacing w:after="120" w:line="240" w:lineRule="auto"/>
-        <w:ind w:left="-425" w:right="-437"/>
-        <w:rPr>
-          <w:rFonts w:ascii="Times New Roman" w:eastAsia="Times New Roman" w:hAnsi="Times New Roman" w:cs="Times New Roman"/>
-        </w:rPr>
-      </w:pPr>
-      <w:r>
-        <w:rPr>
-          <w:rFonts w:ascii="Times New Roman" w:eastAsia="Times New Roman" w:hAnsi="Times New Roman" w:cs="Times New Roman"/>
-        </w:rPr>
-        <w:t>{{/results}}</w:t>
-      </w:r>
-      <w:r>
-        <w:rPr>
-          <w:rFonts w:ascii="Times New Roman" w:eastAsia="Times New Roman" w:hAnsi="Times New Roman" w:cs="Times New Roman"/>
-          <w:b/>
-          <w:bCs/>
-        </w:rPr>
-        <w:t>{{/details}}</w:t>
-      </w:r>
-      <w:r>
-        <w:rPr>
-          <w:rFonts w:ascii="Times New Roman" w:eastAsia="Times New Roman" w:hAnsi="Times New Roman" w:cs="Times New Roman"/>
-          <w:sz w:val="20"/>
-          <w:szCs w:val="20"/>
-        </w:rPr>
-        <w:t>{{/requests}}</w:t>
+        <w:t>Dị ứng:</w:t>
+      </w:r>
+    </w:p>
+    <w:p>
+      <w:pPr>
+        <w:spacing w:after="120" w:line="240" w:lineRule="auto"/>
+        <w:ind w:left="-425" w:right="-436"/>
+        <w:rPr>
+          <w:rFonts w:ascii="Times New Roman" w:hAnsi="Times New Roman" w:cs="Times New Roman"/>
+          <w:color w:val="000000"/>
+          <w:lang w:val="en-US"/>
+        </w:rPr>
+      </w:pPr>
+      <w:r>
+        <w:rPr>
+          <w:rFonts w:ascii="Times New Roman" w:hAnsi="Times New Roman" w:cs="Times New Roman"/>
+          <w:color w:val="000000"/>
+        </w:rPr>
+        <w:t>{{#allergies}}</w:t>
+      </w:r>
+    </w:p>
+    <w:p>
+      <w:pPr>
+        <w:spacing w:after="120" w:line="240" w:lineRule="auto"/>
+        <w:ind w:left="-65" w:right="-436"/>
+        <w:rPr>
+          <w:rFonts w:ascii="Times New Roman" w:hAnsi="Times New Roman" w:cs="Times New Roman"/>
+          <w:color w:val="000000"/>
+        </w:rPr>
+      </w:pPr>
+      <w:r>
+        <w:rPr>
+          <w:rFonts w:ascii="Times New Roman" w:hAnsi="Times New Roman" w:cs="Times New Roman"/>
+          <w:color w:val="000000"/>
+          <w:lang w:val="en-US"/>
+        </w:rPr>
+        <w:t>+</w:t>
+      </w:r>
+      <w:r>
+        <w:rPr>
+          <w:rFonts w:ascii="Times New Roman" w:hAnsi="Times New Roman" w:cs="Times New Roman"/>
+          <w:color w:val="000000"/>
+        </w:rPr>
+        <w:t xml:space="preserve"> {{drug}}: {{reaction}}</w:t>
+      </w:r>
+    </w:p>
+    <w:p>
+      <w:pPr>
+        <w:spacing w:after="120" w:line="240" w:lineRule="auto"/>
+        <w:ind w:left="-425" w:right="-436"/>
+        <w:rPr>
+          <w:rFonts w:ascii="Times New Roman" w:hAnsi="Times New Roman" w:cs="Times New Roman"/>
+          <w:color w:val="000000"/>
+        </w:rPr>
+      </w:pPr>
+      <w:r>
+        <w:rPr>
+          <w:rFonts w:ascii="Times New Roman" w:hAnsi="Times New Roman" w:cs="Times New Roman"/>
+          <w:color w:val="000000"/>
+        </w:rPr>
+        <w:t>{{/allergies}}</w:t>
       </w:r>
     </w:p>
     <w:p>
@@ -1198,36 +1070,52 @@
           <w:bCs/>
           <w:color w:val="000000"/>
         </w:rPr>
-        <w:t>CHẨN ĐOÁN:</w:t>
-      </w:r>
-    </w:p>
-    <w:p>
-      <w:pPr>
-        <w:numPr>
-          <w:ilvl w:val="0"/>
-          <w:numId w:val="2"/>
-        </w:numPr>
-        <w:spacing w:after="120" w:line="240" w:lineRule="auto"/>
-        <w:ind w:right="-436"/>
-        <w:rPr>
-          <w:b/>
-          <w:bCs/>
-          <w:color w:val="000000"/>
-        </w:rPr>
-      </w:pPr>
-      <w:r>
-        <w:rPr>
-          <w:rFonts w:ascii="Times New Roman" w:eastAsia="Times New Roman" w:hAnsi="Times New Roman" w:cs="Times New Roman"/>
-          <w:color w:val="000000"/>
-        </w:rPr>
-        <w:t>{{diagnosisMainDescription}}</w:t>
-      </w:r>
-      <w:r>
-        <w:rPr>
-          <w:rFonts w:ascii="Times New Roman" w:eastAsia="Times New Roman" w:hAnsi="Times New Roman" w:cs="Times New Roman"/>
-          <w:b/>
-          <w:bCs/>
-          <w:color w:val="000000"/>
+        <w:t>CẬN LÂM SÀNG:</w:t>
+      </w:r>
+    </w:p>
+    <w:p>
+      <w:pPr>
+        <w:spacing w:after="120" w:line="240" w:lineRule="auto"/>
+        <w:ind w:left="-425" w:right="-437"/>
+        <w:rPr>
+          <w:b/>
+          <w:bCs/>
+          <w:color w:val="000000"/>
+          <w:sz w:val="20"/>
+          <w:szCs w:val="20"/>
+        </w:rPr>
+      </w:pPr>
+      <w:r>
+        <w:rPr>
+          <w:rFonts w:ascii="Times New Roman" w:eastAsia="Times New Roman" w:hAnsi="Times New Roman" w:cs="Times New Roman"/>
+          <w:sz w:val="20"/>
+          <w:szCs w:val="20"/>
+        </w:rPr>
+        <w:t>{{#requests</w:t>
+      </w:r>
+      <w:r>
+        <w:rPr>
+          <w:rFonts w:ascii="Times New Roman" w:eastAsia="Times New Roman" w:hAnsi="Times New Roman" w:cs="Times New Roman"/>
+          <w:sz w:val="20"/>
+          <w:szCs w:val="20"/>
+        </w:rPr>
+        <w:t>}}</w:t>
+      </w:r>
+      <w:r>
+        <w:rPr>
+          <w:rFonts w:ascii="Times New Roman" w:eastAsia="Times New Roman" w:hAnsi="Times New Roman" w:cs="Times New Roman"/>
+        </w:rPr>
+        <w:t>{{requestIndex}}</w:t>
+      </w:r>
+      <w:r>
+        <w:rPr>
+          <w:rFonts w:ascii="Times New Roman" w:eastAsia="Times New Roman" w:hAnsi="Times New Roman" w:cs="Times New Roman"/>
+        </w:rPr>
+        <w:t>.</w:t>
+      </w:r>
+      <w:r>
+        <w:rPr>
+          <w:rFonts w:ascii="Times New Roman" w:eastAsia="Times New Roman" w:hAnsi="Times New Roman" w:cs="Times New Roman"/>
         </w:rPr>
         <w:t xml:space="preserve"> </w:t>
       </w:r>
@@ -1236,126 +1124,139 @@
           <w:rFonts w:ascii="Times New Roman" w:eastAsia="Times New Roman" w:hAnsi="Times New Roman" w:cs="Times New Roman"/>
           <w:color w:val="000000"/>
         </w:rPr>
-        <w:t>(</w:t>
-      </w:r>
-      <w:r>
-        <w:rPr>
-          <w:rFonts w:ascii="Times New Roman" w:eastAsia="Times New Roman" w:hAnsi="Times New Roman" w:cs="Times New Roman"/>
-          <w:b/>
-          <w:bCs/>
-          <w:color w:val="000000"/>
-        </w:rPr>
-        <w:t>{{diagnosisMainCode}}</w:t>
-      </w:r>
-      <w:r>
-        <w:rPr>
-          <w:rFonts w:ascii="Times New Roman" w:eastAsia="Times New Roman" w:hAnsi="Times New Roman" w:cs="Times New Roman"/>
-          <w:color w:val="000000"/>
-        </w:rPr>
-        <w:t>)</w:t>
-      </w:r>
-    </w:p>
-    <w:p>
-      <w:pPr>
-        <w:numPr>
-          <w:ilvl w:val="0"/>
-          <w:numId w:val="2"/>
-        </w:numPr>
-        <w:spacing w:after="120" w:line="240" w:lineRule="auto"/>
-        <w:ind w:right="-436"/>
-        <w:rPr>
-          <w:b/>
-          <w:bCs/>
-          <w:color w:val="000000"/>
-        </w:rPr>
-      </w:pPr>
-      <w:r>
-        <w:rPr>
-          <w:rFonts w:ascii="Times New Roman" w:eastAsia="Times New Roman" w:hAnsi="Times New Roman" w:cs="Times New Roman"/>
-          <w:b/>
-          <w:bCs/>
-          <w:color w:val="000000"/>
-        </w:rPr>
-        <w:t>{{#diagnosisSecondary}}</w:t>
-      </w:r>
-    </w:p>
-    <w:p>
-      <w:pPr>
-        <w:spacing w:after="120" w:line="240" w:lineRule="auto"/>
-        <w:ind w:left="-65" w:right="-436"/>
-        <w:rPr>
-          <w:rFonts w:ascii="Times New Roman" w:eastAsia="Times New Roman" w:hAnsi="Times New Roman" w:cs="Times New Roman"/>
-          <w:color w:val="000000"/>
-        </w:rPr>
-      </w:pPr>
-      <w:r>
-        <w:rPr>
-          <w:rFonts w:ascii="Times New Roman" w:eastAsia="Times New Roman" w:hAnsi="Times New Roman" w:cs="Times New Roman"/>
-          <w:b/>
-          <w:bCs/>
-          <w:color w:val="000000"/>
-        </w:rPr>
-        <w:t>{{</w:t>
-      </w:r>
-      <w:r>
-        <w:rPr>
-          <w:rFonts w:ascii="Times New Roman" w:eastAsia="Times New Roman" w:hAnsi="Times New Roman" w:cs="Times New Roman"/>
-          <w:color w:val="000000"/>
-        </w:rPr>
-        <w:t>description</w:t>
-      </w:r>
-      <w:r>
-        <w:rPr>
-          <w:rFonts w:ascii="Times New Roman" w:eastAsia="Times New Roman" w:hAnsi="Times New Roman" w:cs="Times New Roman"/>
-          <w:b/>
-          <w:bCs/>
-          <w:color w:val="000000"/>
-        </w:rPr>
-        <w:t xml:space="preserve">}} </w:t>
-      </w:r>
-      <w:r>
-        <w:rPr>
-          <w:rFonts w:ascii="Times New Roman" w:eastAsia="Times New Roman" w:hAnsi="Times New Roman" w:cs="Times New Roman"/>
-          <w:color w:val="000000"/>
-        </w:rPr>
-        <w:t>(</w:t>
-      </w:r>
-      <w:r>
-        <w:rPr>
-          <w:rFonts w:ascii="Times New Roman" w:eastAsia="Times New Roman" w:hAnsi="Times New Roman" w:cs="Times New Roman"/>
-          <w:b/>
-          <w:bCs/>
-          <w:color w:val="000000"/>
-        </w:rPr>
-        <w:t>{{code}}</w:t>
-      </w:r>
-      <w:r>
-        <w:rPr>
-          <w:rFonts w:ascii="Times New Roman" w:eastAsia="Times New Roman" w:hAnsi="Times New Roman" w:cs="Times New Roman"/>
-          <w:color w:val="000000"/>
-        </w:rPr>
-        <w:t>)</w:t>
-      </w:r>
-    </w:p>
-    <w:p>
-      <w:pPr>
-        <w:spacing w:after="120" w:line="240" w:lineRule="auto"/>
-        <w:ind w:left="-65" w:right="-436"/>
-        <w:rPr>
-          <w:rFonts w:ascii="Times New Roman" w:eastAsia="Times New Roman" w:hAnsi="Times New Roman" w:cs="Times New Roman"/>
-          <w:b/>
-          <w:bCs/>
-          <w:color w:val="000000"/>
-        </w:rPr>
-      </w:pPr>
-      <w:r>
-        <w:rPr>
-          <w:rFonts w:ascii="Times New Roman" w:eastAsia="Times New Roman" w:hAnsi="Times New Roman" w:cs="Times New Roman"/>
-          <w:b/>
-          <w:bCs/>
-          <w:color w:val="000000"/>
-        </w:rPr>
-        <w:t>{{/diagnosisSecondary}}</w:t>
+        <w:t>MÃ PHIẾU CHỈ ĐỊNH</w:t>
+      </w:r>
+      <w:r>
+        <w:rPr>
+          <w:rFonts w:ascii="Times New Roman" w:eastAsia="Times New Roman" w:hAnsi="Times New Roman" w:cs="Times New Roman"/>
+          <w:color w:val="000000"/>
+          <w:sz w:val="20"/>
+          <w:szCs w:val="20"/>
+        </w:rPr>
+        <w:t xml:space="preserve">: </w:t>
+      </w:r>
+      <w:r>
+        <w:rPr>
+          <w:rFonts w:ascii="Times New Roman" w:eastAsia="Times New Roman" w:hAnsi="Times New Roman" w:cs="Times New Roman"/>
+          <w:b/>
+          <w:bCs/>
+          <w:color w:val="000000"/>
+          <w:sz w:val="20"/>
+          <w:szCs w:val="20"/>
+        </w:rPr>
+        <w:t>{{requestCode}}</w:t>
+      </w:r>
+    </w:p>
+    <w:p>
+      <w:pPr>
+        <w:spacing w:after="120" w:line="360" w:lineRule="auto"/>
+        <w:ind w:left="-425" w:right="-437"/>
+        <w:contextualSpacing/>
+        <w:rPr>
+          <w:b/>
+          <w:bCs/>
+          <w:color w:val="000000"/>
+          <w:sz w:val="20"/>
+          <w:szCs w:val="20"/>
+        </w:rPr>
+      </w:pPr>
+      <w:r>
+        <w:rPr>
+          <w:rFonts w:ascii="Times New Roman" w:eastAsia="Times New Roman" w:hAnsi="Times New Roman" w:cs="Times New Roman"/>
+          <w:b/>
+          <w:bCs/>
+        </w:rPr>
+        <w:t>{{#details}}</w:t>
+      </w:r>
+      <w:r>
+        <w:rPr>
+          <w:rFonts w:ascii="Times New Roman" w:eastAsia="Times New Roman" w:hAnsi="Times New Roman" w:cs="Times New Roman"/>
+          <w:b/>
+          <w:bCs/>
+          <w:lang w:val="en-US"/>
+        </w:rPr>
+        <w:t xml:space="preserve">- </w:t>
+      </w:r>
+      <w:r>
+        <w:rPr>
+          <w:rFonts w:ascii="Times New Roman" w:eastAsia="Times New Roman" w:hAnsi="Times New Roman" w:cs="Times New Roman"/>
+          <w:b/>
+          <w:bCs/>
+        </w:rPr>
+        <w:t>{{itemName}}</w:t>
+      </w:r>
+    </w:p>
+    <w:p>
+      <w:pPr>
+        <w:spacing w:after="120" w:line="360" w:lineRule="auto"/>
+        <w:ind w:left="-425" w:right="-437"/>
+        <w:rPr>
+          <w:rFonts w:ascii="Times New Roman" w:eastAsia="Times New Roman" w:hAnsi="Times New Roman" w:cs="Times New Roman"/>
+        </w:rPr>
+      </w:pPr>
+      <w:r>
+        <w:rPr>
+          <w:rFonts w:ascii="Times New Roman" w:eastAsia="Times New Roman" w:hAnsi="Times New Roman" w:cs="Times New Roman"/>
+        </w:rPr>
+        <w:t>{{#results}}</w:t>
+      </w:r>
+      <w:r>
+        <w:rPr>
+          <w:rFonts w:ascii="Times New Roman" w:eastAsia="Times New Roman" w:hAnsi="Times New Roman" w:cs="Times New Roman"/>
+        </w:rPr>
+        <w:t>{{indicatorNam</w:t>
+      </w:r>
+      <w:r>
+        <w:rPr>
+          <w:rFonts w:ascii="Times New Roman" w:eastAsia="Times New Roman" w:hAnsi="Times New Roman" w:cs="Times New Roman"/>
+        </w:rPr>
+        <w:t>e</w:t>
+      </w:r>
+      <w:r>
+        <w:rPr>
+          <w:rFonts w:ascii="Times New Roman" w:eastAsia="Times New Roman" w:hAnsi="Times New Roman" w:cs="Times New Roman"/>
+        </w:rPr>
+        <w:t>}}</w:t>
+      </w:r>
+      <w:r>
+        <w:rPr>
+          <w:rFonts w:ascii="Times New Roman" w:eastAsia="Times New Roman" w:hAnsi="Times New Roman" w:cs="Times New Roman"/>
+        </w:rPr>
+        <w:t xml:space="preserve">: </w:t>
+      </w:r>
+      <w:r>
+        <w:rPr>
+          <w:rFonts w:ascii="Times New Roman" w:eastAsia="Times New Roman" w:hAnsi="Times New Roman" w:cs="Times New Roman"/>
+        </w:rPr>
+        <w:t>{{valueString}} {{valueNumber}} {{unit}}</w:t>
+      </w:r>
+      <w:r>
+        <w:rPr>
+          <w:rFonts w:ascii="Times New Roman" w:eastAsia="Times New Roman" w:hAnsi="Times New Roman" w:cs="Times New Roman"/>
+        </w:rPr>
+        <w:br/>
+      </w:r>
+      <w:r>
+        <w:rPr>
+          <w:rFonts w:ascii="Times New Roman" w:eastAsia="Times New Roman" w:hAnsi="Times New Roman" w:cs="Times New Roman"/>
+        </w:rPr>
+        <w:t>{{/results}}</w:t>
+      </w:r>
+      <w:r>
+        <w:rPr>
+          <w:rFonts w:ascii="Times New Roman" w:eastAsia="Times New Roman" w:hAnsi="Times New Roman" w:cs="Times New Roman"/>
+          <w:b/>
+          <w:bCs/>
+        </w:rPr>
+        <w:t>{{/details}}</w:t>
+      </w:r>
+      <w:r>
+        <w:rPr>
+          <w:rFonts w:ascii="Times New Roman" w:eastAsia="Times New Roman" w:hAnsi="Times New Roman" w:cs="Times New Roman"/>
+          <w:sz w:val="20"/>
+          <w:szCs w:val="20"/>
+        </w:rPr>
+        <w:t>{{/requests}}</w:t>
       </w:r>
     </w:p>
     <w:p>
@@ -1383,6 +1284,191 @@
           <w:bCs/>
           <w:color w:val="000000"/>
         </w:rPr>
+        <w:t>CHẨN ĐOÁN:</w:t>
+      </w:r>
+    </w:p>
+    <w:p>
+      <w:pPr>
+        <w:numPr>
+          <w:ilvl w:val="0"/>
+          <w:numId w:val="2"/>
+        </w:numPr>
+        <w:spacing w:after="120" w:line="240" w:lineRule="auto"/>
+        <w:ind w:right="-436"/>
+        <w:rPr>
+          <w:b/>
+          <w:bCs/>
+          <w:color w:val="000000"/>
+        </w:rPr>
+      </w:pPr>
+      <w:r>
+        <w:rPr>
+          <w:rFonts w:ascii="Times New Roman" w:eastAsia="Times New Roman" w:hAnsi="Times New Roman" w:cs="Times New Roman"/>
+          <w:color w:val="000000"/>
+        </w:rPr>
+        <w:t>{{diagnosisMainDescription}}</w:t>
+      </w:r>
+      <w:r>
+        <w:rPr>
+          <w:rFonts w:ascii="Times New Roman" w:eastAsia="Times New Roman" w:hAnsi="Times New Roman" w:cs="Times New Roman"/>
+          <w:b/>
+          <w:bCs/>
+          <w:color w:val="000000"/>
+        </w:rPr>
+        <w:t xml:space="preserve"> </w:t>
+      </w:r>
+      <w:r>
+        <w:rPr>
+          <w:rFonts w:ascii="Times New Roman" w:eastAsia="Times New Roman" w:hAnsi="Times New Roman" w:cs="Times New Roman"/>
+          <w:color w:val="000000"/>
+        </w:rPr>
+        <w:t>(</w:t>
+      </w:r>
+      <w:r>
+        <w:rPr>
+          <w:rFonts w:ascii="Times New Roman" w:eastAsia="Times New Roman" w:hAnsi="Times New Roman" w:cs="Times New Roman"/>
+          <w:b/>
+          <w:bCs/>
+          <w:color w:val="000000"/>
+        </w:rPr>
+        <w:t>{{diagnosisMainCode}}</w:t>
+      </w:r>
+      <w:r>
+        <w:rPr>
+          <w:rFonts w:ascii="Times New Roman" w:eastAsia="Times New Roman" w:hAnsi="Times New Roman" w:cs="Times New Roman"/>
+          <w:color w:val="000000"/>
+        </w:rPr>
+        <w:t>)</w:t>
+      </w:r>
+    </w:p>
+    <w:p>
+      <w:pPr>
+        <w:numPr>
+          <w:ilvl w:val="0"/>
+          <w:numId w:val="2"/>
+        </w:numPr>
+        <w:spacing w:after="120" w:line="240" w:lineRule="auto"/>
+        <w:ind w:right="-436"/>
+        <w:rPr>
+          <w:b/>
+          <w:bCs/>
+          <w:color w:val="000000"/>
+        </w:rPr>
+      </w:pPr>
+      <w:r>
+        <w:rPr>
+          <w:rFonts w:ascii="Times New Roman" w:eastAsia="Times New Roman" w:hAnsi="Times New Roman" w:cs="Times New Roman"/>
+          <w:b/>
+          <w:bCs/>
+          <w:color w:val="000000"/>
+        </w:rPr>
+        <w:t>{{#diagnosisSecondary}}</w:t>
+      </w:r>
+    </w:p>
+    <w:p>
+      <w:pPr>
+        <w:spacing w:after="120" w:line="240" w:lineRule="auto"/>
+        <w:ind w:left="-65" w:right="-436"/>
+        <w:rPr>
+          <w:rFonts w:ascii="Times New Roman" w:eastAsia="Times New Roman" w:hAnsi="Times New Roman" w:cs="Times New Roman"/>
+          <w:color w:val="000000"/>
+        </w:rPr>
+      </w:pPr>
+      <w:r>
+        <w:rPr>
+          <w:rFonts w:ascii="Times New Roman" w:eastAsia="Times New Roman" w:hAnsi="Times New Roman" w:cs="Times New Roman"/>
+          <w:b/>
+          <w:bCs/>
+          <w:color w:val="000000"/>
+        </w:rPr>
+        <w:t>{{</w:t>
+      </w:r>
+      <w:r>
+        <w:rPr>
+          <w:rFonts w:ascii="Times New Roman" w:eastAsia="Times New Roman" w:hAnsi="Times New Roman" w:cs="Times New Roman"/>
+          <w:color w:val="000000"/>
+        </w:rPr>
+        <w:t>description</w:t>
+      </w:r>
+      <w:r>
+        <w:rPr>
+          <w:rFonts w:ascii="Times New Roman" w:eastAsia="Times New Roman" w:hAnsi="Times New Roman" w:cs="Times New Roman"/>
+          <w:b/>
+          <w:bCs/>
+          <w:color w:val="000000"/>
+        </w:rPr>
+        <w:t xml:space="preserve">}} </w:t>
+      </w:r>
+      <w:r>
+        <w:rPr>
+          <w:rFonts w:ascii="Times New Roman" w:eastAsia="Times New Roman" w:hAnsi="Times New Roman" w:cs="Times New Roman"/>
+          <w:color w:val="000000"/>
+        </w:rPr>
+        <w:t>(</w:t>
+      </w:r>
+      <w:r>
+        <w:rPr>
+          <w:rFonts w:ascii="Times New Roman" w:eastAsia="Times New Roman" w:hAnsi="Times New Roman" w:cs="Times New Roman"/>
+          <w:b/>
+          <w:bCs/>
+          <w:color w:val="000000"/>
+        </w:rPr>
+        <w:t>{{code}}</w:t>
+      </w:r>
+      <w:r>
+        <w:rPr>
+          <w:rFonts w:ascii="Times New Roman" w:eastAsia="Times New Roman" w:hAnsi="Times New Roman" w:cs="Times New Roman"/>
+          <w:color w:val="000000"/>
+        </w:rPr>
+        <w:t>)</w:t>
+      </w:r>
+    </w:p>
+    <w:p>
+      <w:pPr>
+        <w:spacing w:after="120" w:line="240" w:lineRule="auto"/>
+        <w:ind w:left="-65" w:right="-436"/>
+        <w:rPr>
+          <w:rFonts w:ascii="Times New Roman" w:eastAsia="Times New Roman" w:hAnsi="Times New Roman" w:cs="Times New Roman"/>
+          <w:b/>
+          <w:bCs/>
+          <w:color w:val="000000"/>
+        </w:rPr>
+      </w:pPr>
+      <w:r>
+        <w:rPr>
+          <w:rFonts w:ascii="Times New Roman" w:eastAsia="Times New Roman" w:hAnsi="Times New Roman" w:cs="Times New Roman"/>
+          <w:b/>
+          <w:bCs/>
+          <w:color w:val="000000"/>
+        </w:rPr>
+        <w:t>{{/diagnosisSecondary}}</w:t>
+      </w:r>
+    </w:p>
+    <w:p>
+      <w:pPr>
+        <w:numPr>
+          <w:ilvl w:val="0"/>
+          <w:numId w:val="1"/>
+        </w:numPr>
+        <w:tabs>
+          <w:tab w:val="left" w:pos="832"/>
+          <w:tab w:val="left" w:pos="5377"/>
+          <w:tab w:val="left" w:pos="7357"/>
+        </w:tabs>
+        <w:spacing w:after="120" w:line="240" w:lineRule="auto"/>
+        <w:ind w:left="-90" w:right="-436" w:hanging="155"/>
+        <w:rPr>
+          <w:rFonts w:ascii="Times New Roman" w:eastAsia="Times New Roman" w:hAnsi="Times New Roman" w:cs="Times New Roman"/>
+          <w:color w:val="000000"/>
+        </w:rPr>
+      </w:pPr>
+      <w:r>
+        <w:rPr>
+          <w:rFonts w:ascii="Times New Roman" w:eastAsia="Times New Roman" w:hAnsi="Times New Roman" w:cs="Times New Roman"/>
+          <w:b/>
+          <w:bCs/>
+          <w:color w:val="000000"/>
+        </w:rPr>
         <w:t>ĐIỀU TRỊ:</w:t>
       </w:r>
     </w:p>
@@ -1424,6 +1510,7 @@
         <w:rPr>
           <w:rFonts w:ascii="Times New Roman" w:hAnsi="Times New Roman" w:cs="Times New Roman"/>
         </w:rPr>
+        <w:lastRenderedPageBreak/>
         <w:t>{</w:t>
       </w:r>
       <w:r>
@@ -1580,7 +1667,6 @@
         <w:rPr>
           <w:rFonts w:ascii="Times New Roman" w:eastAsia="Times New Roman" w:hAnsi="Times New Roman" w:cs="Times New Roman"/>
         </w:rPr>
-        <w:lastRenderedPageBreak/>
         <w:t xml:space="preserve">Ghi chú: </w:t>
       </w:r>
       <w:r>
@@ -1739,27 +1825,7 @@
           <w:bCs/>
           <w:lang w:val="en-US"/>
         </w:rPr>
-        <w:t>{{</w:t>
-      </w:r>
-      <w:proofErr w:type="spellStart"/>
-      <w:r>
-        <w:rPr>
-          <w:rFonts w:ascii="Times New Roman" w:eastAsia="Times New Roman" w:hAnsi="Times New Roman" w:cs="Times New Roman"/>
-          <w:b/>
-          <w:bCs/>
-          <w:lang w:val="en-US"/>
-        </w:rPr>
-        <w:t>doctorName</w:t>
-      </w:r>
-      <w:proofErr w:type="spellEnd"/>
-      <w:r>
-        <w:rPr>
-          <w:rFonts w:ascii="Times New Roman" w:eastAsia="Times New Roman" w:hAnsi="Times New Roman" w:cs="Times New Roman"/>
-          <w:b/>
-          <w:bCs/>
-          <w:lang w:val="en-US"/>
-        </w:rPr>
-        <w:t>}}</w:t>
+        <w:t>{{doctorName}}</w:t>
       </w:r>
     </w:p>
     <w:p>
@@ -2614,7 +2680,6 @@
   <w:style w:type="character" w:default="1" w:styleId="DefaultParagraphFont">
     <w:name w:val="Default Paragraph Font"/>
     <w:uiPriority w:val="1"/>
-    <w:semiHidden/>
     <w:unhideWhenUsed/>
   </w:style>
   <w:style w:type="table" w:default="1" w:styleId="TableNormal">

--- a/src/templates/medical_record_template.docx
+++ b/src/templates/medical_record_template.docx
@@ -23,7 +23,31 @@
           <w:szCs w:val="20"/>
           <w:lang w:val="en-US"/>
         </w:rPr>
-        <w:t>{{clinicName}}</w:t>
+        <w:t>{{</w:t>
+      </w:r>
+      <w:proofErr w:type="spellStart"/>
+      <w:r>
+        <w:rPr>
+          <w:rFonts w:ascii="Times New Roman" w:eastAsia="Times New Roman" w:hAnsi="Times New Roman" w:cs="Times New Roman"/>
+          <w:b/>
+          <w:bCs/>
+          <w:sz w:val="20"/>
+          <w:szCs w:val="20"/>
+          <w:lang w:val="en-US"/>
+        </w:rPr>
+        <w:t>clinicName</w:t>
+      </w:r>
+      <w:proofErr w:type="spellEnd"/>
+      <w:r>
+        <w:rPr>
+          <w:rFonts w:ascii="Times New Roman" w:eastAsia="Times New Roman" w:hAnsi="Times New Roman" w:cs="Times New Roman"/>
+          <w:b/>
+          <w:bCs/>
+          <w:sz w:val="20"/>
+          <w:szCs w:val="20"/>
+          <w:lang w:val="en-US"/>
+        </w:rPr>
+        <w:t>}}</w:t>
       </w:r>
       <w:r>
         <w:rPr>
@@ -124,7 +148,27 @@
           <w:szCs w:val="20"/>
           <w:lang w:val="en-US"/>
         </w:rPr>
-        <w:t>{{clinicAddress}}</w:t>
+        <w:t>{{</w:t>
+      </w:r>
+      <w:proofErr w:type="spellStart"/>
+      <w:r>
+        <w:rPr>
+          <w:rFonts w:ascii="Times New Roman" w:eastAsia="Times New Roman" w:hAnsi="Times New Roman" w:cs="Times New Roman"/>
+          <w:sz w:val="20"/>
+          <w:szCs w:val="20"/>
+          <w:lang w:val="en-US"/>
+        </w:rPr>
+        <w:t>clinicAddress</w:t>
+      </w:r>
+      <w:proofErr w:type="spellEnd"/>
+      <w:r>
+        <w:rPr>
+          <w:rFonts w:ascii="Times New Roman" w:eastAsia="Times New Roman" w:hAnsi="Times New Roman" w:cs="Times New Roman"/>
+          <w:sz w:val="20"/>
+          <w:szCs w:val="20"/>
+          <w:lang w:val="en-US"/>
+        </w:rPr>
+        <w:t>}}</w:t>
       </w:r>
     </w:p>
     <w:p>
@@ -153,7 +197,27 @@
           <w:szCs w:val="20"/>
           <w:lang w:val="en-US"/>
         </w:rPr>
-        <w:t>{{clinicPhones}}</w:t>
+        <w:t>{{</w:t>
+      </w:r>
+      <w:proofErr w:type="spellStart"/>
+      <w:r>
+        <w:rPr>
+          <w:rFonts w:ascii="Times New Roman" w:eastAsia="Times New Roman" w:hAnsi="Times New Roman" w:cs="Times New Roman"/>
+          <w:sz w:val="20"/>
+          <w:szCs w:val="20"/>
+          <w:lang w:val="en-US"/>
+        </w:rPr>
+        <w:t>clinicPhones</w:t>
+      </w:r>
+      <w:proofErr w:type="spellEnd"/>
+      <w:r>
+        <w:rPr>
+          <w:rFonts w:ascii="Times New Roman" w:eastAsia="Times New Roman" w:hAnsi="Times New Roman" w:cs="Times New Roman"/>
+          <w:sz w:val="20"/>
+          <w:szCs w:val="20"/>
+          <w:lang w:val="en-US"/>
+        </w:rPr>
+        <w:t>}}</w:t>
       </w:r>
     </w:p>
     <w:p>
@@ -976,13 +1040,41 @@
           <w:color w:val="000000"/>
         </w:rPr>
       </w:pPr>
+      <w:proofErr w:type="spellStart"/>
       <w:r>
         <w:rPr>
           <w:rFonts w:ascii="Times New Roman" w:eastAsia="Times New Roman" w:hAnsi="Times New Roman" w:cs="Times New Roman"/>
           <w:color w:val="000000"/>
           <w:lang w:val="en-US"/>
         </w:rPr>
-        <w:t>Dị ứng:</w:t>
+        <w:t>Dị</w:t>
+      </w:r>
+      <w:proofErr w:type="spellEnd"/>
+      <w:r>
+        <w:rPr>
+          <w:rFonts w:ascii="Times New Roman" w:eastAsia="Times New Roman" w:hAnsi="Times New Roman" w:cs="Times New Roman"/>
+          <w:color w:val="000000"/>
+          <w:lang w:val="en-US"/>
+        </w:rPr>
+        <w:t xml:space="preserve"> </w:t>
+      </w:r>
+      <w:proofErr w:type="spellStart"/>
+      <w:r>
+        <w:rPr>
+          <w:rFonts w:ascii="Times New Roman" w:eastAsia="Times New Roman" w:hAnsi="Times New Roman" w:cs="Times New Roman"/>
+          <w:color w:val="000000"/>
+          <w:lang w:val="en-US"/>
+        </w:rPr>
+        <w:t>ứng</w:t>
+      </w:r>
+      <w:proofErr w:type="spellEnd"/>
+      <w:r>
+        <w:rPr>
+          <w:rFonts w:ascii="Times New Roman" w:eastAsia="Times New Roman" w:hAnsi="Times New Roman" w:cs="Times New Roman"/>
+          <w:color w:val="000000"/>
+          <w:lang w:val="en-US"/>
+        </w:rPr>
+        <w:t>:</w:t>
       </w:r>
     </w:p>
     <w:p>
@@ -1075,80 +1167,6 @@
     </w:p>
     <w:p>
       <w:pPr>
-        <w:spacing w:after="120" w:line="240" w:lineRule="auto"/>
-        <w:ind w:left="-425" w:right="-437"/>
-        <w:rPr>
-          <w:b/>
-          <w:bCs/>
-          <w:color w:val="000000"/>
-          <w:sz w:val="20"/>
-          <w:szCs w:val="20"/>
-        </w:rPr>
-      </w:pPr>
-      <w:r>
-        <w:rPr>
-          <w:rFonts w:ascii="Times New Roman" w:eastAsia="Times New Roman" w:hAnsi="Times New Roman" w:cs="Times New Roman"/>
-          <w:sz w:val="20"/>
-          <w:szCs w:val="20"/>
-        </w:rPr>
-        <w:t>{{#requests</w:t>
-      </w:r>
-      <w:r>
-        <w:rPr>
-          <w:rFonts w:ascii="Times New Roman" w:eastAsia="Times New Roman" w:hAnsi="Times New Roman" w:cs="Times New Roman"/>
-          <w:sz w:val="20"/>
-          <w:szCs w:val="20"/>
-        </w:rPr>
-        <w:t>}}</w:t>
-      </w:r>
-      <w:r>
-        <w:rPr>
-          <w:rFonts w:ascii="Times New Roman" w:eastAsia="Times New Roman" w:hAnsi="Times New Roman" w:cs="Times New Roman"/>
-        </w:rPr>
-        <w:t>{{requestIndex}}</w:t>
-      </w:r>
-      <w:r>
-        <w:rPr>
-          <w:rFonts w:ascii="Times New Roman" w:eastAsia="Times New Roman" w:hAnsi="Times New Roman" w:cs="Times New Roman"/>
-        </w:rPr>
-        <w:t>.</w:t>
-      </w:r>
-      <w:r>
-        <w:rPr>
-          <w:rFonts w:ascii="Times New Roman" w:eastAsia="Times New Roman" w:hAnsi="Times New Roman" w:cs="Times New Roman"/>
-        </w:rPr>
-        <w:t xml:space="preserve"> </w:t>
-      </w:r>
-      <w:r>
-        <w:rPr>
-          <w:rFonts w:ascii="Times New Roman" w:eastAsia="Times New Roman" w:hAnsi="Times New Roman" w:cs="Times New Roman"/>
-          <w:color w:val="000000"/>
-        </w:rPr>
-        <w:t>MÃ PHIẾU CHỈ ĐỊNH</w:t>
-      </w:r>
-      <w:r>
-        <w:rPr>
-          <w:rFonts w:ascii="Times New Roman" w:eastAsia="Times New Roman" w:hAnsi="Times New Roman" w:cs="Times New Roman"/>
-          <w:color w:val="000000"/>
-          <w:sz w:val="20"/>
-          <w:szCs w:val="20"/>
-        </w:rPr>
-        <w:t xml:space="preserve">: </w:t>
-      </w:r>
-      <w:r>
-        <w:rPr>
-          <w:rFonts w:ascii="Times New Roman" w:eastAsia="Times New Roman" w:hAnsi="Times New Roman" w:cs="Times New Roman"/>
-          <w:b/>
-          <w:bCs/>
-          <w:color w:val="000000"/>
-          <w:sz w:val="20"/>
-          <w:szCs w:val="20"/>
-        </w:rPr>
-        <w:t>{{requestCode}}</w:t>
-      </w:r>
-    </w:p>
-    <w:p>
-      <w:pPr>
         <w:spacing w:after="120" w:line="360" w:lineRule="auto"/>
         <w:ind w:left="-425" w:right="-437"/>
         <w:contextualSpacing/>
@@ -1163,42 +1181,107 @@
       <w:r>
         <w:rPr>
           <w:rFonts w:ascii="Times New Roman" w:eastAsia="Times New Roman" w:hAnsi="Times New Roman" w:cs="Times New Roman"/>
-          <w:b/>
-          <w:bCs/>
-        </w:rPr>
-        <w:t>{{#details}}</w:t>
-      </w:r>
-      <w:r>
-        <w:rPr>
-          <w:rFonts w:ascii="Times New Roman" w:eastAsia="Times New Roman" w:hAnsi="Times New Roman" w:cs="Times New Roman"/>
-          <w:b/>
-          <w:bCs/>
-          <w:lang w:val="en-US"/>
-        </w:rPr>
-        <w:t xml:space="preserve">- </w:t>
-      </w:r>
-      <w:r>
-        <w:rPr>
-          <w:rFonts w:ascii="Times New Roman" w:eastAsia="Times New Roman" w:hAnsi="Times New Roman" w:cs="Times New Roman"/>
-          <w:b/>
-          <w:bCs/>
-        </w:rPr>
-        <w:t>{{itemName}}</w:t>
+          <w:sz w:val="20"/>
+          <w:szCs w:val="20"/>
+        </w:rPr>
+        <w:t>{{#requests</w:t>
+      </w:r>
+      <w:r>
+        <w:rPr>
+          <w:rFonts w:ascii="Times New Roman" w:eastAsia="Times New Roman" w:hAnsi="Times New Roman" w:cs="Times New Roman"/>
+          <w:sz w:val="20"/>
+          <w:szCs w:val="20"/>
+        </w:rPr>
+        <w:t>}}</w:t>
+      </w:r>
+      <w:r>
+        <w:rPr>
+          <w:rFonts w:ascii="Times New Roman" w:eastAsia="Times New Roman" w:hAnsi="Times New Roman" w:cs="Times New Roman"/>
+        </w:rPr>
+        <w:t>{{requestIndex}}</w:t>
+      </w:r>
+      <w:r>
+        <w:rPr>
+          <w:rFonts w:ascii="Times New Roman" w:eastAsia="Times New Roman" w:hAnsi="Times New Roman" w:cs="Times New Roman"/>
+        </w:rPr>
+        <w:t>.</w:t>
+      </w:r>
+      <w:r>
+        <w:rPr>
+          <w:rFonts w:ascii="Times New Roman" w:eastAsia="Times New Roman" w:hAnsi="Times New Roman" w:cs="Times New Roman"/>
+        </w:rPr>
+        <w:t xml:space="preserve"> </w:t>
+      </w:r>
+      <w:r>
+        <w:rPr>
+          <w:rFonts w:ascii="Times New Roman" w:eastAsia="Times New Roman" w:hAnsi="Times New Roman" w:cs="Times New Roman"/>
+          <w:color w:val="000000"/>
+        </w:rPr>
+        <w:t>MÃ PHIẾU CHỈ ĐỊNH</w:t>
+      </w:r>
+      <w:r>
+        <w:rPr>
+          <w:rFonts w:ascii="Times New Roman" w:eastAsia="Times New Roman" w:hAnsi="Times New Roman" w:cs="Times New Roman"/>
+          <w:color w:val="000000"/>
+          <w:sz w:val="20"/>
+          <w:szCs w:val="20"/>
+        </w:rPr>
+        <w:t xml:space="preserve">: </w:t>
+      </w:r>
+      <w:r>
+        <w:rPr>
+          <w:rFonts w:ascii="Times New Roman" w:eastAsia="Times New Roman" w:hAnsi="Times New Roman" w:cs="Times New Roman"/>
+          <w:b/>
+          <w:bCs/>
+          <w:color w:val="000000"/>
+          <w:sz w:val="20"/>
+          <w:szCs w:val="20"/>
+        </w:rPr>
+        <w:t>{{requestCode}}</w:t>
       </w:r>
     </w:p>
     <w:p>
       <w:pPr>
         <w:spacing w:after="120" w:line="360" w:lineRule="auto"/>
-        <w:ind w:left="-425" w:right="-437"/>
-        <w:rPr>
-          <w:rFonts w:ascii="Times New Roman" w:eastAsia="Times New Roman" w:hAnsi="Times New Roman" w:cs="Times New Roman"/>
-        </w:rPr>
-      </w:pPr>
-      <w:r>
-        <w:rPr>
-          <w:rFonts w:ascii="Times New Roman" w:eastAsia="Times New Roman" w:hAnsi="Times New Roman" w:cs="Times New Roman"/>
-        </w:rPr>
-        <w:t>{{#results}}</w:t>
+        <w:ind w:left="-426" w:right="-437" w:firstLine="1"/>
+        <w:contextualSpacing/>
+        <w:rPr>
+          <w:b/>
+          <w:bCs/>
+          <w:color w:val="000000"/>
+          <w:sz w:val="20"/>
+          <w:szCs w:val="20"/>
+        </w:rPr>
+      </w:pPr>
+      <w:r>
+        <w:rPr>
+          <w:rFonts w:ascii="Times New Roman" w:eastAsia="Times New Roman" w:hAnsi="Times New Roman" w:cs="Times New Roman"/>
+          <w:b/>
+          <w:bCs/>
+        </w:rPr>
+        <w:t>{{#details}}{{itemName}}</w:t>
+      </w:r>
+      <w:r>
+        <w:rPr>
+          <w:b/>
+          <w:bCs/>
+          <w:color w:val="000000"/>
+          <w:sz w:val="20"/>
+          <w:szCs w:val="20"/>
+        </w:rPr>
+        <w:br/>
+      </w:r>
+      <w:r>
+        <w:rPr>
+          <w:rFonts w:ascii="Times New Roman" w:eastAsia="Times New Roman" w:hAnsi="Times New Roman" w:cs="Times New Roman"/>
+        </w:rPr>
+        <w:t>{{#results}</w:t>
+      </w:r>
+      <w:r>
+        <w:rPr>
+          <w:rFonts w:ascii="Times New Roman" w:eastAsia="Times New Roman" w:hAnsi="Times New Roman" w:cs="Times New Roman"/>
+        </w:rPr>
+        <w:t xml:space="preserve">}   </w:t>
       </w:r>
       <w:r>
         <w:rPr>
@@ -1350,16 +1433,12 @@
         <w:spacing w:after="120" w:line="240" w:lineRule="auto"/>
         <w:ind w:right="-436"/>
         <w:rPr>
-          <w:b/>
-          <w:bCs/>
-          <w:color w:val="000000"/>
-        </w:rPr>
-      </w:pPr>
-      <w:r>
-        <w:rPr>
-          <w:rFonts w:ascii="Times New Roman" w:eastAsia="Times New Roman" w:hAnsi="Times New Roman" w:cs="Times New Roman"/>
-          <w:b/>
-          <w:bCs/>
+          <w:color w:val="000000"/>
+        </w:rPr>
+      </w:pPr>
+      <w:r>
+        <w:rPr>
+          <w:rFonts w:ascii="Times New Roman" w:eastAsia="Times New Roman" w:hAnsi="Times New Roman" w:cs="Times New Roman"/>
           <w:color w:val="000000"/>
         </w:rPr>
         <w:t>{{#diagnosisSecondary}}</w:t>
@@ -1377,27 +1456,18 @@
       <w:r>
         <w:rPr>
           <w:rFonts w:ascii="Times New Roman" w:eastAsia="Times New Roman" w:hAnsi="Times New Roman" w:cs="Times New Roman"/>
-          <w:b/>
-          <w:bCs/>
-          <w:color w:val="000000"/>
-        </w:rPr>
-        <w:t>{{</w:t>
-      </w:r>
-      <w:r>
-        <w:rPr>
-          <w:rFonts w:ascii="Times New Roman" w:eastAsia="Times New Roman" w:hAnsi="Times New Roman" w:cs="Times New Roman"/>
-          <w:color w:val="000000"/>
-        </w:rPr>
-        <w:t>description</w:t>
-      </w:r>
-      <w:r>
-        <w:rPr>
-          <w:rFonts w:ascii="Times New Roman" w:eastAsia="Times New Roman" w:hAnsi="Times New Roman" w:cs="Times New Roman"/>
-          <w:b/>
-          <w:bCs/>
-          <w:color w:val="000000"/>
-        </w:rPr>
-        <w:t xml:space="preserve">}} </w:t>
+          <w:color w:val="000000"/>
+        </w:rPr>
+        <w:t>{{description}}</w:t>
+      </w:r>
+      <w:r>
+        <w:rPr>
+          <w:rFonts w:ascii="Times New Roman" w:eastAsia="Times New Roman" w:hAnsi="Times New Roman" w:cs="Times New Roman"/>
+          <w:b/>
+          <w:bCs/>
+          <w:color w:val="000000"/>
+        </w:rPr>
+        <w:t xml:space="preserve"> </w:t>
       </w:r>
       <w:r>
         <w:rPr>
@@ -1429,16 +1499,12 @@
         <w:ind w:left="-65" w:right="-436"/>
         <w:rPr>
           <w:rFonts w:ascii="Times New Roman" w:eastAsia="Times New Roman" w:hAnsi="Times New Roman" w:cs="Times New Roman"/>
-          <w:b/>
-          <w:bCs/>
-          <w:color w:val="000000"/>
-        </w:rPr>
-      </w:pPr>
-      <w:r>
-        <w:rPr>
-          <w:rFonts w:ascii="Times New Roman" w:eastAsia="Times New Roman" w:hAnsi="Times New Roman" w:cs="Times New Roman"/>
-          <w:b/>
-          <w:bCs/>
+          <w:color w:val="000000"/>
+        </w:rPr>
+      </w:pPr>
+      <w:r>
+        <w:rPr>
+          <w:rFonts w:ascii="Times New Roman" w:eastAsia="Times New Roman" w:hAnsi="Times New Roman" w:cs="Times New Roman"/>
           <w:color w:val="000000"/>
         </w:rPr>
         <w:t>{{/diagnosisSecondary}}</w:t>
@@ -1646,8 +1712,92 @@
         <w:ind w:left="-425" w:right="-436"/>
         <w:rPr>
           <w:rFonts w:ascii="Times New Roman" w:eastAsia="Times New Roman" w:hAnsi="Times New Roman" w:cs="Times New Roman"/>
-        </w:rPr>
-      </w:pPr>
+          <w:lang w:val="en-US"/>
+        </w:rPr>
+      </w:pPr>
+      <w:proofErr w:type="spellStart"/>
+      <w:r>
+        <w:rPr>
+          <w:rFonts w:ascii="Times New Roman" w:eastAsia="Times New Roman" w:hAnsi="Times New Roman" w:cs="Times New Roman"/>
+          <w:b/>
+          <w:bCs/>
+          <w:lang w:val="en-US"/>
+        </w:rPr>
+        <w:t>Hẹn</w:t>
+      </w:r>
+      <w:proofErr w:type="spellEnd"/>
+      <w:r>
+        <w:rPr>
+          <w:rFonts w:ascii="Times New Roman" w:eastAsia="Times New Roman" w:hAnsi="Times New Roman" w:cs="Times New Roman"/>
+          <w:b/>
+          <w:bCs/>
+          <w:lang w:val="en-US"/>
+        </w:rPr>
+        <w:t xml:space="preserve"> </w:t>
+      </w:r>
+      <w:proofErr w:type="spellStart"/>
+      <w:r>
+        <w:rPr>
+          <w:rFonts w:ascii="Times New Roman" w:eastAsia="Times New Roman" w:hAnsi="Times New Roman" w:cs="Times New Roman"/>
+          <w:b/>
+          <w:bCs/>
+          <w:lang w:val="en-US"/>
+        </w:rPr>
+        <w:t>tái</w:t>
+      </w:r>
+      <w:proofErr w:type="spellEnd"/>
+      <w:r>
+        <w:rPr>
+          <w:rFonts w:ascii="Times New Roman" w:eastAsia="Times New Roman" w:hAnsi="Times New Roman" w:cs="Times New Roman"/>
+          <w:b/>
+          <w:bCs/>
+          <w:lang w:val="en-US"/>
+        </w:rPr>
+        <w:t xml:space="preserve"> </w:t>
+      </w:r>
+      <w:proofErr w:type="spellStart"/>
+      <w:r>
+        <w:rPr>
+          <w:rFonts w:ascii="Times New Roman" w:eastAsia="Times New Roman" w:hAnsi="Times New Roman" w:cs="Times New Roman"/>
+          <w:b/>
+          <w:bCs/>
+          <w:lang w:val="en-US"/>
+        </w:rPr>
+        <w:t>khám</w:t>
+      </w:r>
+      <w:proofErr w:type="spellEnd"/>
+      <w:r>
+        <w:rPr>
+          <w:rFonts w:ascii="Times New Roman" w:eastAsia="Times New Roman" w:hAnsi="Times New Roman" w:cs="Times New Roman"/>
+          <w:b/>
+          <w:bCs/>
+          <w:lang w:val="en-US"/>
+        </w:rPr>
+        <w:t>:</w:t>
+      </w:r>
+      <w:r>
+        <w:rPr>
+          <w:rFonts w:ascii="Times New Roman" w:eastAsia="Times New Roman" w:hAnsi="Times New Roman" w:cs="Times New Roman"/>
+          <w:lang w:val="en-US"/>
+        </w:rPr>
+        <w:t xml:space="preserve"> {{</w:t>
+      </w:r>
+      <w:proofErr w:type="spellStart"/>
+      <w:r>
+        <w:rPr>
+          <w:rFonts w:ascii="Times New Roman" w:eastAsia="Times New Roman" w:hAnsi="Times New Roman" w:cs="Times New Roman"/>
+          <w:lang w:val="en-US"/>
+        </w:rPr>
+        <w:t>appointmentDate</w:t>
+      </w:r>
+      <w:proofErr w:type="spellEnd"/>
+      <w:r>
+        <w:rPr>
+          <w:rFonts w:ascii="Times New Roman" w:eastAsia="Times New Roman" w:hAnsi="Times New Roman" w:cs="Times New Roman"/>
+          <w:lang w:val="en-US"/>
+        </w:rPr>
+        <w:t>}}</w:t>
+      </w:r>
     </w:p>
     <w:p>
       <w:pPr>
@@ -1825,7 +1975,27 @@
           <w:bCs/>
           <w:lang w:val="en-US"/>
         </w:rPr>
-        <w:t>{{doctorName}}</w:t>
+        <w:t>{{</w:t>
+      </w:r>
+      <w:proofErr w:type="spellStart"/>
+      <w:r>
+        <w:rPr>
+          <w:rFonts w:ascii="Times New Roman" w:eastAsia="Times New Roman" w:hAnsi="Times New Roman" w:cs="Times New Roman"/>
+          <w:b/>
+          <w:bCs/>
+          <w:lang w:val="en-US"/>
+        </w:rPr>
+        <w:t>doctorName</w:t>
+      </w:r>
+      <w:proofErr w:type="spellEnd"/>
+      <w:r>
+        <w:rPr>
+          <w:rFonts w:ascii="Times New Roman" w:eastAsia="Times New Roman" w:hAnsi="Times New Roman" w:cs="Times New Roman"/>
+          <w:b/>
+          <w:bCs/>
+          <w:lang w:val="en-US"/>
+        </w:rPr>
+        <w:t>}}</w:t>
       </w:r>
     </w:p>
     <w:p>

--- a/src/templates/medical_record_template.docx
+++ b/src/templates/medical_record_template.docx
@@ -23,111 +23,108 @@
           <w:szCs w:val="20"/>
           <w:lang w:val="en-US"/>
         </w:rPr>
-        <w:t>{{</w:t>
-      </w:r>
-      <w:proofErr w:type="spellStart"/>
-      <w:r>
-        <w:rPr>
-          <w:rFonts w:ascii="Times New Roman" w:eastAsia="Times New Roman" w:hAnsi="Times New Roman" w:cs="Times New Roman"/>
-          <w:b/>
-          <w:bCs/>
+        <w:t>{{clinicName}}</w:t>
+      </w:r>
+      <w:r>
+        <w:rPr>
+          <w:rFonts w:ascii="Times New Roman" w:eastAsia="Times New Roman" w:hAnsi="Times New Roman" w:cs="Times New Roman"/>
+          <w:b/>
+          <w:bCs/>
+          <w:sz w:val="20"/>
+          <w:szCs w:val="20"/>
+        </w:rPr>
+        <w:tab/>
+      </w:r>
+      <w:r>
+        <w:rPr>
+          <w:rFonts w:ascii="Times New Roman" w:eastAsia="Times New Roman" w:hAnsi="Times New Roman" w:cs="Times New Roman"/>
+          <w:b/>
+          <w:bCs/>
+          <w:sz w:val="20"/>
+          <w:szCs w:val="20"/>
+        </w:rPr>
+        <w:tab/>
+      </w:r>
+      <w:r>
+        <w:rPr>
+          <w:rFonts w:ascii="Times New Roman" w:eastAsia="Times New Roman" w:hAnsi="Times New Roman" w:cs="Times New Roman"/>
+          <w:b/>
+          <w:bCs/>
+          <w:sz w:val="20"/>
+          <w:szCs w:val="20"/>
+        </w:rPr>
+        <w:tab/>
+      </w:r>
+      <w:r>
+        <w:rPr>
+          <w:rFonts w:ascii="Times New Roman" w:eastAsia="Times New Roman" w:hAnsi="Times New Roman" w:cs="Times New Roman"/>
+          <w:b/>
+          <w:bCs/>
+          <w:sz w:val="20"/>
+          <w:szCs w:val="20"/>
+        </w:rPr>
+        <w:tab/>
+      </w:r>
+      <w:r>
+        <w:rPr>
+          <w:rFonts w:ascii="Times New Roman" w:eastAsia="Times New Roman" w:hAnsi="Times New Roman" w:cs="Times New Roman"/>
+          <w:b/>
+          <w:bCs/>
+          <w:sz w:val="20"/>
+          <w:szCs w:val="20"/>
+        </w:rPr>
+        <w:tab/>
+      </w:r>
+      <w:r>
+        <w:rPr>
+          <w:rFonts w:ascii="Times New Roman" w:eastAsia="Times New Roman" w:hAnsi="Times New Roman" w:cs="Times New Roman"/>
+          <w:b/>
+          <w:bCs/>
+          <w:sz w:val="20"/>
+          <w:szCs w:val="20"/>
+        </w:rPr>
+        <w:tab/>
+      </w:r>
+      <w:r>
+        <w:rPr>
+          <w:rFonts w:ascii="Times New Roman" w:eastAsia="Times New Roman" w:hAnsi="Times New Roman" w:cs="Times New Roman"/>
+          <w:b/>
+          <w:bCs/>
+          <w:sz w:val="20"/>
+          <w:szCs w:val="20"/>
+        </w:rPr>
+        <w:tab/>
+      </w:r>
+      <w:r>
+        <w:rPr>
+          <w:rFonts w:ascii="Times New Roman" w:eastAsia="Times New Roman" w:hAnsi="Times New Roman" w:cs="Times New Roman"/>
+          <w:b/>
+          <w:bCs/>
+          <w:sz w:val="20"/>
+          <w:szCs w:val="20"/>
+        </w:rPr>
+        <w:tab/>
+      </w:r>
+    </w:p>
+    <w:p>
+      <w:pPr>
+        <w:spacing w:after="120" w:line="240" w:lineRule="auto"/>
+        <w:ind w:left="-425" w:right="-436"/>
+        <w:rPr>
+          <w:rFonts w:ascii="Times New Roman" w:eastAsia="Times New Roman" w:hAnsi="Times New Roman" w:cs="Times New Roman"/>
           <w:sz w:val="20"/>
           <w:szCs w:val="20"/>
           <w:lang w:val="en-US"/>
         </w:rPr>
-        <w:t>clinicName</w:t>
-      </w:r>
-      <w:proofErr w:type="spellEnd"/>
-      <w:r>
-        <w:rPr>
-          <w:rFonts w:ascii="Times New Roman" w:eastAsia="Times New Roman" w:hAnsi="Times New Roman" w:cs="Times New Roman"/>
-          <w:b/>
-          <w:bCs/>
+      </w:pPr>
+      <w:r>
+        <w:rPr>
+          <w:rFonts w:ascii="Times New Roman" w:eastAsia="Times New Roman" w:hAnsi="Times New Roman" w:cs="Times New Roman"/>
           <w:sz w:val="20"/>
           <w:szCs w:val="20"/>
           <w:lang w:val="en-US"/>
         </w:rPr>
-        <w:t>}}</w:t>
-      </w:r>
-      <w:r>
-        <w:rPr>
-          <w:rFonts w:ascii="Times New Roman" w:eastAsia="Times New Roman" w:hAnsi="Times New Roman" w:cs="Times New Roman"/>
-          <w:b/>
-          <w:bCs/>
-          <w:sz w:val="20"/>
-          <w:szCs w:val="20"/>
-        </w:rPr>
-        <w:tab/>
-      </w:r>
-      <w:r>
-        <w:rPr>
-          <w:rFonts w:ascii="Times New Roman" w:eastAsia="Times New Roman" w:hAnsi="Times New Roman" w:cs="Times New Roman"/>
-          <w:b/>
-          <w:bCs/>
-          <w:sz w:val="20"/>
-          <w:szCs w:val="20"/>
-        </w:rPr>
-        <w:tab/>
-      </w:r>
-      <w:r>
-        <w:rPr>
-          <w:rFonts w:ascii="Times New Roman" w:eastAsia="Times New Roman" w:hAnsi="Times New Roman" w:cs="Times New Roman"/>
-          <w:b/>
-          <w:bCs/>
-          <w:sz w:val="20"/>
-          <w:szCs w:val="20"/>
-        </w:rPr>
-        <w:tab/>
-      </w:r>
-      <w:r>
-        <w:rPr>
-          <w:rFonts w:ascii="Times New Roman" w:eastAsia="Times New Roman" w:hAnsi="Times New Roman" w:cs="Times New Roman"/>
-          <w:b/>
-          <w:bCs/>
-          <w:sz w:val="20"/>
-          <w:szCs w:val="20"/>
-        </w:rPr>
-        <w:tab/>
-      </w:r>
-      <w:r>
-        <w:rPr>
-          <w:rFonts w:ascii="Times New Roman" w:eastAsia="Times New Roman" w:hAnsi="Times New Roman" w:cs="Times New Roman"/>
-          <w:b/>
-          <w:bCs/>
-          <w:sz w:val="20"/>
-          <w:szCs w:val="20"/>
-        </w:rPr>
-        <w:tab/>
-      </w:r>
-      <w:r>
-        <w:rPr>
-          <w:rFonts w:ascii="Times New Roman" w:eastAsia="Times New Roman" w:hAnsi="Times New Roman" w:cs="Times New Roman"/>
-          <w:b/>
-          <w:bCs/>
-          <w:sz w:val="20"/>
-          <w:szCs w:val="20"/>
-        </w:rPr>
-        <w:tab/>
-      </w:r>
-      <w:r>
-        <w:rPr>
-          <w:rFonts w:ascii="Times New Roman" w:eastAsia="Times New Roman" w:hAnsi="Times New Roman" w:cs="Times New Roman"/>
-          <w:b/>
-          <w:bCs/>
-          <w:sz w:val="20"/>
-          <w:szCs w:val="20"/>
-        </w:rPr>
-        <w:tab/>
-      </w:r>
-      <w:r>
-        <w:rPr>
-          <w:rFonts w:ascii="Times New Roman" w:eastAsia="Times New Roman" w:hAnsi="Times New Roman" w:cs="Times New Roman"/>
-          <w:b/>
-          <w:bCs/>
-          <w:sz w:val="20"/>
-          <w:szCs w:val="20"/>
-        </w:rPr>
-        <w:tab/>
+        <w:t>{{clinicAddress}}</w:t>
       </w:r>
     </w:p>
     <w:p>
@@ -146,11 +143,9 @@
           <w:rFonts w:ascii="Times New Roman" w:eastAsia="Times New Roman" w:hAnsi="Times New Roman" w:cs="Times New Roman"/>
           <w:sz w:val="20"/>
           <w:szCs w:val="20"/>
-          <w:lang w:val="en-US"/>
-        </w:rPr>
-        <w:t>{{</w:t>
-      </w:r>
-      <w:proofErr w:type="spellStart"/>
+        </w:rPr>
+        <w:t xml:space="preserve">SĐT: </w:t>
+      </w:r>
       <w:r>
         <w:rPr>
           <w:rFonts w:ascii="Times New Roman" w:eastAsia="Times New Roman" w:hAnsi="Times New Roman" w:cs="Times New Roman"/>
@@ -158,66 +153,7 @@
           <w:szCs w:val="20"/>
           <w:lang w:val="en-US"/>
         </w:rPr>
-        <w:t>clinicAddress</w:t>
-      </w:r>
-      <w:proofErr w:type="spellEnd"/>
-      <w:r>
-        <w:rPr>
-          <w:rFonts w:ascii="Times New Roman" w:eastAsia="Times New Roman" w:hAnsi="Times New Roman" w:cs="Times New Roman"/>
-          <w:sz w:val="20"/>
-          <w:szCs w:val="20"/>
-          <w:lang w:val="en-US"/>
-        </w:rPr>
-        <w:t>}}</w:t>
-      </w:r>
-    </w:p>
-    <w:p>
-      <w:pPr>
-        <w:spacing w:after="120" w:line="240" w:lineRule="auto"/>
-        <w:ind w:left="-425" w:right="-436"/>
-        <w:rPr>
-          <w:rFonts w:ascii="Times New Roman" w:eastAsia="Times New Roman" w:hAnsi="Times New Roman" w:cs="Times New Roman"/>
-          <w:sz w:val="20"/>
-          <w:szCs w:val="20"/>
-          <w:lang w:val="en-US"/>
-        </w:rPr>
-      </w:pPr>
-      <w:r>
-        <w:rPr>
-          <w:rFonts w:ascii="Times New Roman" w:eastAsia="Times New Roman" w:hAnsi="Times New Roman" w:cs="Times New Roman"/>
-          <w:sz w:val="20"/>
-          <w:szCs w:val="20"/>
-        </w:rPr>
-        <w:t xml:space="preserve">SĐT: </w:t>
-      </w:r>
-      <w:r>
-        <w:rPr>
-          <w:rFonts w:ascii="Times New Roman" w:eastAsia="Times New Roman" w:hAnsi="Times New Roman" w:cs="Times New Roman"/>
-          <w:sz w:val="20"/>
-          <w:szCs w:val="20"/>
-          <w:lang w:val="en-US"/>
-        </w:rPr>
-        <w:t>{{</w:t>
-      </w:r>
-      <w:proofErr w:type="spellStart"/>
-      <w:r>
-        <w:rPr>
-          <w:rFonts w:ascii="Times New Roman" w:eastAsia="Times New Roman" w:hAnsi="Times New Roman" w:cs="Times New Roman"/>
-          <w:sz w:val="20"/>
-          <w:szCs w:val="20"/>
-          <w:lang w:val="en-US"/>
-        </w:rPr>
-        <w:t>clinicPhones</w:t>
-      </w:r>
-      <w:proofErr w:type="spellEnd"/>
-      <w:r>
-        <w:rPr>
-          <w:rFonts w:ascii="Times New Roman" w:eastAsia="Times New Roman" w:hAnsi="Times New Roman" w:cs="Times New Roman"/>
-          <w:sz w:val="20"/>
-          <w:szCs w:val="20"/>
-          <w:lang w:val="en-US"/>
-        </w:rPr>
-        <w:t>}}</w:t>
+        <w:t>{{clinicPhones}}</w:t>
       </w:r>
     </w:p>
     <w:p>
@@ -1040,41 +976,13 @@
           <w:color w:val="000000"/>
         </w:rPr>
       </w:pPr>
-      <w:proofErr w:type="spellStart"/>
       <w:r>
         <w:rPr>
           <w:rFonts w:ascii="Times New Roman" w:eastAsia="Times New Roman" w:hAnsi="Times New Roman" w:cs="Times New Roman"/>
           <w:color w:val="000000"/>
           <w:lang w:val="en-US"/>
         </w:rPr>
-        <w:t>Dị</w:t>
-      </w:r>
-      <w:proofErr w:type="spellEnd"/>
-      <w:r>
-        <w:rPr>
-          <w:rFonts w:ascii="Times New Roman" w:eastAsia="Times New Roman" w:hAnsi="Times New Roman" w:cs="Times New Roman"/>
-          <w:color w:val="000000"/>
-          <w:lang w:val="en-US"/>
-        </w:rPr>
-        <w:t xml:space="preserve"> </w:t>
-      </w:r>
-      <w:proofErr w:type="spellStart"/>
-      <w:r>
-        <w:rPr>
-          <w:rFonts w:ascii="Times New Roman" w:eastAsia="Times New Roman" w:hAnsi="Times New Roman" w:cs="Times New Roman"/>
-          <w:color w:val="000000"/>
-          <w:lang w:val="en-US"/>
-        </w:rPr>
-        <w:t>ứng</w:t>
-      </w:r>
-      <w:proofErr w:type="spellEnd"/>
-      <w:r>
-        <w:rPr>
-          <w:rFonts w:ascii="Times New Roman" w:eastAsia="Times New Roman" w:hAnsi="Times New Roman" w:cs="Times New Roman"/>
-          <w:color w:val="000000"/>
-          <w:lang w:val="en-US"/>
-        </w:rPr>
-        <w:t>:</w:t>
+        <w:t>Dị ứng:</w:t>
       </w:r>
     </w:p>
     <w:p>
@@ -1311,7 +1219,32 @@
         <w:rPr>
           <w:rFonts w:ascii="Times New Roman" w:eastAsia="Times New Roman" w:hAnsi="Times New Roman" w:cs="Times New Roman"/>
         </w:rPr>
-        <w:t>{{valueString}} {{valueNumber}} {{unit}}</w:t>
+        <w:t>{{valueString}} {{valueNumber}} {{</w:t>
+      </w:r>
+      <w:r>
+        <w:rPr>
+          <w:rFonts w:ascii="Times New Roman" w:eastAsia="Times New Roman" w:hAnsi="Times New Roman" w:cs="Times New Roman"/>
+        </w:rPr>
+        <w:t>(</w:t>
+      </w:r>
+      <w:r>
+        <w:rPr>
+          <w:rFonts w:ascii="Times New Roman" w:eastAsia="Times New Roman" w:hAnsi="Times New Roman" w:cs="Times New Roman"/>
+        </w:rPr>
+        <w:t>unit</w:t>
+      </w:r>
+      <w:r>
+        <w:rPr>
+          <w:rFonts w:ascii="Times New Roman" w:eastAsia="Times New Roman" w:hAnsi="Times New Roman" w:cs="Times New Roman"/>
+          <w:lang w:val="en-US"/>
+        </w:rPr>
+        <w:t>)</w:t>
+      </w:r>
+      <w:r>
+        <w:rPr>
+          <w:rFonts w:ascii="Times New Roman" w:eastAsia="Times New Roman" w:hAnsi="Times New Roman" w:cs="Times New Roman"/>
+        </w:rPr>
+        <w:t>}}</w:t>
       </w:r>
       <w:r>
         <w:rPr>
@@ -1715,7 +1648,6 @@
           <w:lang w:val="en-US"/>
         </w:rPr>
       </w:pPr>
-      <w:proofErr w:type="spellStart"/>
       <w:r>
         <w:rPr>
           <w:rFonts w:ascii="Times New Roman" w:eastAsia="Times New Roman" w:hAnsi="Times New Roman" w:cs="Times New Roman"/>
@@ -1723,74 +1655,22 @@
           <w:bCs/>
           <w:lang w:val="en-US"/>
         </w:rPr>
-        <w:t>Hẹn</w:t>
-      </w:r>
-      <w:proofErr w:type="spellEnd"/>
-      <w:r>
-        <w:rPr>
-          <w:rFonts w:ascii="Times New Roman" w:eastAsia="Times New Roman" w:hAnsi="Times New Roman" w:cs="Times New Roman"/>
-          <w:b/>
-          <w:bCs/>
+        <w:t>Hẹn tái khám:</w:t>
+      </w:r>
+      <w:r>
+        <w:rPr>
+          <w:rFonts w:ascii="Times New Roman" w:eastAsia="Times New Roman" w:hAnsi="Times New Roman" w:cs="Times New Roman"/>
           <w:lang w:val="en-US"/>
         </w:rPr>
-        <w:t xml:space="preserve"> </w:t>
-      </w:r>
-      <w:proofErr w:type="spellStart"/>
-      <w:r>
-        <w:rPr>
-          <w:rFonts w:ascii="Times New Roman" w:eastAsia="Times New Roman" w:hAnsi="Times New Roman" w:cs="Times New Roman"/>
-          <w:b/>
-          <w:bCs/>
+        <w:t xml:space="preserve"> {{</w:t>
+      </w:r>
+      <w:r>
+        <w:rPr>
+          <w:rFonts w:ascii="Times New Roman" w:eastAsia="Times New Roman" w:hAnsi="Times New Roman" w:cs="Times New Roman"/>
           <w:lang w:val="en-US"/>
         </w:rPr>
-        <w:t>tái</w:t>
-      </w:r>
-      <w:proofErr w:type="spellEnd"/>
-      <w:r>
-        <w:rPr>
-          <w:rFonts w:ascii="Times New Roman" w:eastAsia="Times New Roman" w:hAnsi="Times New Roman" w:cs="Times New Roman"/>
-          <w:b/>
-          <w:bCs/>
-          <w:lang w:val="en-US"/>
-        </w:rPr>
-        <w:t xml:space="preserve"> </w:t>
-      </w:r>
-      <w:proofErr w:type="spellStart"/>
-      <w:r>
-        <w:rPr>
-          <w:rFonts w:ascii="Times New Roman" w:eastAsia="Times New Roman" w:hAnsi="Times New Roman" w:cs="Times New Roman"/>
-          <w:b/>
-          <w:bCs/>
-          <w:lang w:val="en-US"/>
-        </w:rPr>
-        <w:t>khám</w:t>
-      </w:r>
-      <w:proofErr w:type="spellEnd"/>
-      <w:r>
-        <w:rPr>
-          <w:rFonts w:ascii="Times New Roman" w:eastAsia="Times New Roman" w:hAnsi="Times New Roman" w:cs="Times New Roman"/>
-          <w:b/>
-          <w:bCs/>
-          <w:lang w:val="en-US"/>
-        </w:rPr>
-        <w:t>:</w:t>
-      </w:r>
-      <w:r>
-        <w:rPr>
-          <w:rFonts w:ascii="Times New Roman" w:eastAsia="Times New Roman" w:hAnsi="Times New Roman" w:cs="Times New Roman"/>
-          <w:lang w:val="en-US"/>
-        </w:rPr>
-        <w:t xml:space="preserve"> {{</w:t>
-      </w:r>
-      <w:proofErr w:type="spellStart"/>
-      <w:r>
-        <w:rPr>
-          <w:rFonts w:ascii="Times New Roman" w:eastAsia="Times New Roman" w:hAnsi="Times New Roman" w:cs="Times New Roman"/>
-          <w:lang w:val="en-US"/>
-        </w:rPr>
         <w:t>appointmentDate</w:t>
       </w:r>
-      <w:proofErr w:type="spellEnd"/>
       <w:r>
         <w:rPr>
           <w:rFonts w:ascii="Times New Roman" w:eastAsia="Times New Roman" w:hAnsi="Times New Roman" w:cs="Times New Roman"/>
@@ -1975,27 +1855,7 @@
           <w:bCs/>
           <w:lang w:val="en-US"/>
         </w:rPr>
-        <w:t>{{</w:t>
-      </w:r>
-      <w:proofErr w:type="spellStart"/>
-      <w:r>
-        <w:rPr>
-          <w:rFonts w:ascii="Times New Roman" w:eastAsia="Times New Roman" w:hAnsi="Times New Roman" w:cs="Times New Roman"/>
-          <w:b/>
-          <w:bCs/>
-          <w:lang w:val="en-US"/>
-        </w:rPr>
-        <w:t>doctorName</w:t>
-      </w:r>
-      <w:proofErr w:type="spellEnd"/>
-      <w:r>
-        <w:rPr>
-          <w:rFonts w:ascii="Times New Roman" w:eastAsia="Times New Roman" w:hAnsi="Times New Roman" w:cs="Times New Roman"/>
-          <w:b/>
-          <w:bCs/>
-          <w:lang w:val="en-US"/>
-        </w:rPr>
-        <w:t>}}</w:t>
+        <w:t>{{doctorName}}</w:t>
       </w:r>
     </w:p>
     <w:p>
@@ -2850,6 +2710,7 @@
   <w:style w:type="character" w:default="1" w:styleId="DefaultParagraphFont">
     <w:name w:val="Default Paragraph Font"/>
     <w:uiPriority w:val="1"/>
+    <w:semiHidden/>
     <w:unhideWhenUsed/>
   </w:style>
   <w:style w:type="table" w:default="1" w:styleId="TableNormal">

--- a/src/templates/medical_record_template.docx
+++ b/src/templates/medical_record_template.docx
@@ -5,7 +5,7 @@
     <w:p>
       <w:pPr>
         <w:spacing w:after="120" w:line="240" w:lineRule="auto"/>
-        <w:ind w:left="-425" w:right="-436"/>
+        <w:ind w:left="-425" w:right="-437"/>
         <w:rPr>
           <w:rFonts w:ascii="Times New Roman" w:eastAsia="Times New Roman" w:hAnsi="Times New Roman" w:cs="Times New Roman"/>
           <w:b/>
@@ -109,7 +109,7 @@
     <w:p>
       <w:pPr>
         <w:spacing w:after="120" w:line="240" w:lineRule="auto"/>
-        <w:ind w:left="-425" w:right="-436"/>
+        <w:ind w:left="-425" w:right="-437"/>
         <w:rPr>
           <w:rFonts w:ascii="Times New Roman" w:eastAsia="Times New Roman" w:hAnsi="Times New Roman" w:cs="Times New Roman"/>
           <w:sz w:val="20"/>
@@ -130,7 +130,7 @@
     <w:p>
       <w:pPr>
         <w:spacing w:after="120" w:line="240" w:lineRule="auto"/>
-        <w:ind w:left="-425" w:right="-436"/>
+        <w:ind w:left="-425" w:right="-437"/>
         <w:rPr>
           <w:rFonts w:ascii="Times New Roman" w:eastAsia="Times New Roman" w:hAnsi="Times New Roman" w:cs="Times New Roman"/>
           <w:sz w:val="20"/>
@@ -1213,38 +1213,7 @@
         <w:rPr>
           <w:rFonts w:ascii="Times New Roman" w:eastAsia="Times New Roman" w:hAnsi="Times New Roman" w:cs="Times New Roman"/>
         </w:rPr>
-        <w:t xml:space="preserve">: </w:t>
-      </w:r>
-      <w:r>
-        <w:rPr>
-          <w:rFonts w:ascii="Times New Roman" w:eastAsia="Times New Roman" w:hAnsi="Times New Roman" w:cs="Times New Roman"/>
-        </w:rPr>
-        <w:t>{{valueString}} {{valueNumber}} {{</w:t>
-      </w:r>
-      <w:r>
-        <w:rPr>
-          <w:rFonts w:ascii="Times New Roman" w:eastAsia="Times New Roman" w:hAnsi="Times New Roman" w:cs="Times New Roman"/>
-        </w:rPr>
-        <w:t>(</w:t>
-      </w:r>
-      <w:r>
-        <w:rPr>
-          <w:rFonts w:ascii="Times New Roman" w:eastAsia="Times New Roman" w:hAnsi="Times New Roman" w:cs="Times New Roman"/>
-        </w:rPr>
-        <w:t>unit</w:t>
-      </w:r>
-      <w:r>
-        <w:rPr>
-          <w:rFonts w:ascii="Times New Roman" w:eastAsia="Times New Roman" w:hAnsi="Times New Roman" w:cs="Times New Roman"/>
-          <w:lang w:val="en-US"/>
-        </w:rPr>
-        <w:t>)</w:t>
-      </w:r>
-      <w:r>
-        <w:rPr>
-          <w:rFonts w:ascii="Times New Roman" w:eastAsia="Times New Roman" w:hAnsi="Times New Roman" w:cs="Times New Roman"/>
-        </w:rPr>
-        <w:t>}}</w:t>
+        <w:t>{{valueString}} {{valueNumber}} {{unit}}</w:t>
       </w:r>
       <w:r>
         <w:rPr>

--- a/src/templates/medical_record_template.docx
+++ b/src/templates/medical_record_template.docx
@@ -23,7 +23,31 @@
           <w:szCs w:val="20"/>
           <w:lang w:val="en-US"/>
         </w:rPr>
-        <w:t>{{clinicName}}</w:t>
+        <w:t>{{</w:t>
+      </w:r>
+      <w:proofErr w:type="spellStart"/>
+      <w:r>
+        <w:rPr>
+          <w:rFonts w:ascii="Times New Roman" w:eastAsia="Times New Roman" w:hAnsi="Times New Roman" w:cs="Times New Roman"/>
+          <w:b/>
+          <w:bCs/>
+          <w:sz w:val="20"/>
+          <w:szCs w:val="20"/>
+          <w:lang w:val="en-US"/>
+        </w:rPr>
+        <w:t>clinicName</w:t>
+      </w:r>
+      <w:proofErr w:type="spellEnd"/>
+      <w:r>
+        <w:rPr>
+          <w:rFonts w:ascii="Times New Roman" w:eastAsia="Times New Roman" w:hAnsi="Times New Roman" w:cs="Times New Roman"/>
+          <w:b/>
+          <w:bCs/>
+          <w:sz w:val="20"/>
+          <w:szCs w:val="20"/>
+          <w:lang w:val="en-US"/>
+        </w:rPr>
+        <w:t>}}</w:t>
       </w:r>
       <w:r>
         <w:rPr>
@@ -124,7 +148,27 @@
           <w:szCs w:val="20"/>
           <w:lang w:val="en-US"/>
         </w:rPr>
-        <w:t>{{clinicAddress}}</w:t>
+        <w:t>{{</w:t>
+      </w:r>
+      <w:proofErr w:type="spellStart"/>
+      <w:r>
+        <w:rPr>
+          <w:rFonts w:ascii="Times New Roman" w:eastAsia="Times New Roman" w:hAnsi="Times New Roman" w:cs="Times New Roman"/>
+          <w:sz w:val="20"/>
+          <w:szCs w:val="20"/>
+          <w:lang w:val="en-US"/>
+        </w:rPr>
+        <w:t>clinicAddress</w:t>
+      </w:r>
+      <w:proofErr w:type="spellEnd"/>
+      <w:r>
+        <w:rPr>
+          <w:rFonts w:ascii="Times New Roman" w:eastAsia="Times New Roman" w:hAnsi="Times New Roman" w:cs="Times New Roman"/>
+          <w:sz w:val="20"/>
+          <w:szCs w:val="20"/>
+          <w:lang w:val="en-US"/>
+        </w:rPr>
+        <w:t>}}</w:t>
       </w:r>
     </w:p>
     <w:p>
@@ -153,7 +197,27 @@
           <w:szCs w:val="20"/>
           <w:lang w:val="en-US"/>
         </w:rPr>
-        <w:t>{{clinicPhones}}</w:t>
+        <w:t>{{</w:t>
+      </w:r>
+      <w:proofErr w:type="spellStart"/>
+      <w:r>
+        <w:rPr>
+          <w:rFonts w:ascii="Times New Roman" w:eastAsia="Times New Roman" w:hAnsi="Times New Roman" w:cs="Times New Roman"/>
+          <w:sz w:val="20"/>
+          <w:szCs w:val="20"/>
+          <w:lang w:val="en-US"/>
+        </w:rPr>
+        <w:t>clinicPhones</w:t>
+      </w:r>
+      <w:proofErr w:type="spellEnd"/>
+      <w:r>
+        <w:rPr>
+          <w:rFonts w:ascii="Times New Roman" w:eastAsia="Times New Roman" w:hAnsi="Times New Roman" w:cs="Times New Roman"/>
+          <w:sz w:val="20"/>
+          <w:szCs w:val="20"/>
+          <w:lang w:val="en-US"/>
+        </w:rPr>
+        <w:t>}}</w:t>
       </w:r>
     </w:p>
     <w:p>
@@ -976,13 +1040,41 @@
           <w:color w:val="000000"/>
         </w:rPr>
       </w:pPr>
+      <w:proofErr w:type="spellStart"/>
       <w:r>
         <w:rPr>
           <w:rFonts w:ascii="Times New Roman" w:eastAsia="Times New Roman" w:hAnsi="Times New Roman" w:cs="Times New Roman"/>
           <w:color w:val="000000"/>
           <w:lang w:val="en-US"/>
         </w:rPr>
-        <w:t>Dị ứng:</w:t>
+        <w:t>Dị</w:t>
+      </w:r>
+      <w:proofErr w:type="spellEnd"/>
+      <w:r>
+        <w:rPr>
+          <w:rFonts w:ascii="Times New Roman" w:eastAsia="Times New Roman" w:hAnsi="Times New Roman" w:cs="Times New Roman"/>
+          <w:color w:val="000000"/>
+          <w:lang w:val="en-US"/>
+        </w:rPr>
+        <w:t xml:space="preserve"> </w:t>
+      </w:r>
+      <w:proofErr w:type="spellStart"/>
+      <w:r>
+        <w:rPr>
+          <w:rFonts w:ascii="Times New Roman" w:eastAsia="Times New Roman" w:hAnsi="Times New Roman" w:cs="Times New Roman"/>
+          <w:color w:val="000000"/>
+          <w:lang w:val="en-US"/>
+        </w:rPr>
+        <w:t>ứng</w:t>
+      </w:r>
+      <w:proofErr w:type="spellEnd"/>
+      <w:r>
+        <w:rPr>
+          <w:rFonts w:ascii="Times New Roman" w:eastAsia="Times New Roman" w:hAnsi="Times New Roman" w:cs="Times New Roman"/>
+          <w:color w:val="000000"/>
+          <w:lang w:val="en-US"/>
+        </w:rPr>
+        <w:t>:</w:t>
       </w:r>
     </w:p>
     <w:p>
@@ -1594,7 +1686,7 @@
         <w:spacing w:after="120" w:line="240" w:lineRule="auto"/>
         <w:ind w:left="-425" w:right="-436"/>
         <w:rPr>
-          <w:rFonts w:ascii="Times New Roman" w:eastAsia="Times New Roman" w:hAnsi="Times New Roman" w:cs="Times New Roman"/>
+          <w:rFonts w:ascii="Times New Roman" w:hAnsi="Times New Roman" w:cs="Times New Roman"/>
         </w:rPr>
       </w:pPr>
       <w:r>
@@ -1602,6 +1694,43 @@
           <w:rFonts w:ascii="Times New Roman" w:eastAsia="Times New Roman" w:hAnsi="Times New Roman" w:cs="Times New Roman"/>
         </w:rPr>
         <w:t>{{/medicines}}</w:t>
+      </w:r>
+    </w:p>
+    <w:p>
+      <w:pPr>
+        <w:tabs>
+          <w:tab w:val="left" w:pos="127"/>
+          <w:tab w:val="left" w:pos="7371"/>
+          <w:tab w:val="right" w:pos="9000"/>
+          <w:tab w:val="right" w:leader="dot" w:pos="9072"/>
+        </w:tabs>
+        <w:spacing w:after="120" w:line="240" w:lineRule="auto"/>
+        <w:ind w:left="-425" w:right="-436"/>
+        <w:rPr>
+          <w:rFonts w:ascii="Calibri" w:hAnsi="Calibri" w:cs="Calibri" w:hint="eastAsia"/>
+          <w:lang w:val="vi-VN"/>
+        </w:rPr>
+      </w:pPr>
+      <w:r>
+        <w:rPr>
+          <w:rFonts w:ascii="Times New Roman" w:hAnsi="Times New Roman" w:cs="Times New Roman"/>
+          <w:lang w:val="vi-VN"/>
+        </w:rPr>
+        <w:t>{{</w:t>
+      </w:r>
+      <w:r>
+        <w:rPr>
+          <w:rFonts w:ascii="Times New Roman" w:hAnsi="Times New Roman" w:cs="Times New Roman" w:hint="eastAsia"/>
+          <w:lang w:val="vi-VN"/>
+        </w:rPr>
+        <w:t>#hasFollowUp</w:t>
+      </w:r>
+      <w:r>
+        <w:rPr>
+          <w:rFonts w:ascii="Times New Roman" w:hAnsi="Times New Roman" w:cs="Times New Roman"/>
+          <w:lang w:val="vi-VN"/>
+        </w:rPr>
+        <w:t>}}</w:t>
       </w:r>
     </w:p>
     <w:p>
@@ -1613,37 +1742,83 @@
         <w:spacing w:after="120" w:line="240" w:lineRule="auto"/>
         <w:ind w:left="-425" w:right="-436"/>
         <w:rPr>
-          <w:rFonts w:ascii="Times New Roman" w:eastAsia="Times New Roman" w:hAnsi="Times New Roman" w:cs="Times New Roman"/>
-          <w:lang w:val="en-US"/>
-        </w:rPr>
-      </w:pPr>
-      <w:r>
-        <w:rPr>
-          <w:rFonts w:ascii="Times New Roman" w:eastAsia="Times New Roman" w:hAnsi="Times New Roman" w:cs="Times New Roman"/>
-          <w:b/>
-          <w:bCs/>
-          <w:lang w:val="en-US"/>
+          <w:rFonts w:ascii="Calibri" w:hAnsi="Calibri" w:cs="Calibri" w:hint="eastAsia"/>
+          <w:b/>
+          <w:bCs/>
+          <w:lang w:val="vi-VN"/>
+        </w:rPr>
+      </w:pPr>
+      <w:r>
+        <w:rPr>
+          <w:rFonts w:ascii="Times New Roman" w:eastAsia="Times New Roman" w:hAnsi="Times New Roman" w:cs="Times New Roman"/>
+          <w:b/>
+          <w:bCs/>
         </w:rPr>
         <w:t>Hẹn tái khám:</w:t>
       </w:r>
       <w:r>
         <w:rPr>
           <w:rFonts w:ascii="Times New Roman" w:eastAsia="Times New Roman" w:hAnsi="Times New Roman" w:cs="Times New Roman"/>
-          <w:lang w:val="en-US"/>
-        </w:rPr>
-        <w:t xml:space="preserve"> {{</w:t>
-      </w:r>
-      <w:r>
-        <w:rPr>
-          <w:rFonts w:ascii="Times New Roman" w:eastAsia="Times New Roman" w:hAnsi="Times New Roman" w:cs="Times New Roman"/>
-          <w:lang w:val="en-US"/>
-        </w:rPr>
-        <w:t>appointmentDate</w:t>
-      </w:r>
-      <w:r>
-        <w:rPr>
-          <w:rFonts w:ascii="Times New Roman" w:eastAsia="Times New Roman" w:hAnsi="Times New Roman" w:cs="Times New Roman"/>
-          <w:lang w:val="en-US"/>
+        </w:rPr>
+        <w:t xml:space="preserve"> {{appointmentDate}}</w:t>
+      </w:r>
+      <w:r>
+        <w:rPr>
+          <w:rFonts w:ascii="Times New Roman" w:hAnsi="Times New Roman" w:cs="Times New Roman" w:hint="eastAsia"/>
+        </w:rPr>
+        <w:t xml:space="preserve">, </w:t>
+      </w:r>
+      <w:r>
+        <w:rPr>
+          <w:rFonts w:ascii="Times New Roman" w:hAnsi="Times New Roman" w:cs="Times New Roman"/>
+          <w:b/>
+          <w:bCs/>
+        </w:rPr>
+        <w:t xml:space="preserve">buổi </w:t>
+      </w:r>
+      <w:r>
+        <w:rPr>
+          <w:rFonts w:ascii="Times New Roman" w:hAnsi="Times New Roman" w:cs="Times New Roman"/>
+          <w:b/>
+          <w:bCs/>
+          <w:lang w:val="vi-VN"/>
+        </w:rPr>
+        <w:t>{{appointmentSession}}</w:t>
+      </w:r>
+    </w:p>
+    <w:p>
+      <w:pPr>
+        <w:tabs>
+          <w:tab w:val="left" w:pos="127"/>
+          <w:tab w:val="left" w:pos="7371"/>
+          <w:tab w:val="right" w:pos="9000"/>
+          <w:tab w:val="right" w:leader="dot" w:pos="9072"/>
+        </w:tabs>
+        <w:spacing w:after="120" w:line="240" w:lineRule="auto"/>
+        <w:ind w:left="-425" w:right="-436"/>
+        <w:rPr>
+          <w:rFonts w:ascii="Calibri" w:hAnsi="Calibri" w:cs="Calibri" w:hint="eastAsia"/>
+          <w:lang w:val="vi-VN"/>
+        </w:rPr>
+      </w:pPr>
+      <w:r>
+        <w:rPr>
+          <w:rFonts w:ascii="Times New Roman" w:hAnsi="Times New Roman" w:cs="Times New Roman"/>
+          <w:lang w:val="vi-VN"/>
+        </w:rPr>
+        <w:t>{{</w:t>
+      </w:r>
+      <w:r>
+        <w:rPr>
+          <w:rFonts w:ascii="Times New Roman" w:hAnsi="Times New Roman" w:cs="Times New Roman" w:hint="eastAsia"/>
+          <w:lang w:val="vi-VN"/>
+        </w:rPr>
+        <w:t>/hasFollowUp</w:t>
+      </w:r>
+      <w:r>
+        <w:rPr>
+          <w:rFonts w:ascii="Times New Roman" w:hAnsi="Times New Roman" w:cs="Times New Roman"/>
+          <w:lang w:val="vi-VN"/>
         </w:rPr>
         <w:t>}}</w:t>
       </w:r>
@@ -1806,7 +1981,6 @@
           <w:rFonts w:ascii="Times New Roman" w:eastAsia="Times New Roman" w:hAnsi="Times New Roman" w:cs="Times New Roman"/>
           <w:b/>
           <w:bCs/>
-          <w:lang w:val="en-US"/>
         </w:rPr>
       </w:pPr>
       <w:r>
@@ -1822,7 +1996,6 @@
           <w:rFonts w:ascii="Times New Roman" w:eastAsia="Times New Roman" w:hAnsi="Times New Roman" w:cs="Times New Roman"/>
           <w:b/>
           <w:bCs/>
-          <w:lang w:val="en-US"/>
         </w:rPr>
         <w:t>{{doctorName}}</w:t>
       </w:r>

--- a/src/templates/medical_record_template.docx
+++ b/src/templates/medical_record_template.docx
@@ -569,7 +569,7 @@
         </w:rPr>
       </w:pPr>
       <w:r>
-        <w:pict w14:anchorId="7DF307C0">
+        <w:pict w14:anchorId="66578DF9">
           <v:rect id="_x0000_i1025" style="width:0;height:1.5pt" o:hralign="center" o:hrstd="t" o:hr="t" fillcolor="#a0a0a0" stroked="f"/>
         </w:pict>
       </w:r>
@@ -1184,33 +1184,13 @@
           <w:sz w:val="20"/>
           <w:szCs w:val="20"/>
         </w:rPr>
-        <w:t>{{#requests</w:t>
-      </w:r>
-      <w:r>
-        <w:rPr>
-          <w:rFonts w:ascii="Times New Roman" w:eastAsia="Times New Roman" w:hAnsi="Times New Roman" w:cs="Times New Roman"/>
-          <w:sz w:val="20"/>
-          <w:szCs w:val="20"/>
-        </w:rPr>
-        <w:t>}}</w:t>
-      </w:r>
-      <w:r>
-        <w:rPr>
-          <w:rFonts w:ascii="Times New Roman" w:eastAsia="Times New Roman" w:hAnsi="Times New Roman" w:cs="Times New Roman"/>
-        </w:rPr>
-        <w:t>{{requestIndex}}</w:t>
-      </w:r>
-      <w:r>
-        <w:rPr>
-          <w:rFonts w:ascii="Times New Roman" w:eastAsia="Times New Roman" w:hAnsi="Times New Roman" w:cs="Times New Roman"/>
-        </w:rPr>
-        <w:t>.</w:t>
-      </w:r>
-      <w:r>
-        <w:rPr>
-          <w:rFonts w:ascii="Times New Roman" w:eastAsia="Times New Roman" w:hAnsi="Times New Roman" w:cs="Times New Roman"/>
-        </w:rPr>
-        <w:t xml:space="preserve"> </w:t>
+        <w:t>{{#requests}}</w:t>
+      </w:r>
+      <w:r>
+        <w:rPr>
+          <w:rFonts w:ascii="Times New Roman" w:eastAsia="Times New Roman" w:hAnsi="Times New Roman" w:cs="Times New Roman"/>
+        </w:rPr>
+        <w:t xml:space="preserve">{{requestIndex}}. </w:t>
       </w:r>
       <w:r>
         <w:rPr>
@@ -1246,11 +1226,7 @@
         <w:ind w:left="-426" w:right="-437" w:firstLine="1"/>
         <w:contextualSpacing/>
         <w:rPr>
-          <w:b/>
-          <w:bCs/>
-          <w:color w:val="000000"/>
-          <w:sz w:val="20"/>
-          <w:szCs w:val="20"/>
+          <w:rFonts w:ascii="Times New Roman" w:eastAsia="Times New Roman" w:hAnsi="Times New Roman" w:cs="Times New Roman"/>
         </w:rPr>
       </w:pPr>
       <w:r>
@@ -1275,50 +1251,34 @@
         <w:rPr>
           <w:rFonts w:ascii="Times New Roman" w:eastAsia="Times New Roman" w:hAnsi="Times New Roman" w:cs="Times New Roman"/>
         </w:rPr>
-        <w:t>{{#results}</w:t>
-      </w:r>
-      <w:r>
-        <w:rPr>
-          <w:rFonts w:ascii="Times New Roman" w:eastAsia="Times New Roman" w:hAnsi="Times New Roman" w:cs="Times New Roman"/>
-        </w:rPr>
-        <w:t xml:space="preserve">}   </w:t>
-      </w:r>
-      <w:r>
-        <w:rPr>
-          <w:rFonts w:ascii="Times New Roman" w:eastAsia="Times New Roman" w:hAnsi="Times New Roman" w:cs="Times New Roman"/>
-        </w:rPr>
-        <w:t>{{indicatorNam</w:t>
-      </w:r>
-      <w:r>
-        <w:rPr>
-          <w:rFonts w:ascii="Times New Roman" w:eastAsia="Times New Roman" w:hAnsi="Times New Roman" w:cs="Times New Roman"/>
-        </w:rPr>
-        <w:t>e</w:t>
-      </w:r>
-      <w:r>
-        <w:rPr>
-          <w:rFonts w:ascii="Times New Roman" w:eastAsia="Times New Roman" w:hAnsi="Times New Roman" w:cs="Times New Roman"/>
-        </w:rPr>
-        <w:t>}}</w:t>
-      </w:r>
-      <w:r>
-        <w:rPr>
-          <w:rFonts w:ascii="Times New Roman" w:eastAsia="Times New Roman" w:hAnsi="Times New Roman" w:cs="Times New Roman"/>
-        </w:rPr>
-        <w:t>{{valueString}} {{valueNumber}} {{unit}}</w:t>
-      </w:r>
-      <w:r>
-        <w:rPr>
-          <w:rFonts w:ascii="Times New Roman" w:eastAsia="Times New Roman" w:hAnsi="Times New Roman" w:cs="Times New Roman"/>
-        </w:rPr>
-        <w:br/>
-      </w:r>
-      <w:r>
-        <w:rPr>
-          <w:rFonts w:ascii="Times New Roman" w:eastAsia="Times New Roman" w:hAnsi="Times New Roman" w:cs="Times New Roman"/>
-        </w:rPr>
-        <w:t>{{/results}}</w:t>
-      </w:r>
+        <w:t>{{#results}}   {{indicatorName}}{{valueString}} {{valueNumber}}</w:t>
+      </w:r>
+      <w:r>
+        <w:rPr>
+          <w:rFonts w:ascii="Times New Roman" w:eastAsia="Times New Roman" w:hAnsi="Times New Roman" w:cs="Times New Roman"/>
+        </w:rPr>
+        <w:t xml:space="preserve"> </w:t>
+      </w:r>
+      <w:r>
+        <w:rPr>
+          <w:rFonts w:ascii="Times New Roman" w:eastAsia="Times New Roman" w:hAnsi="Times New Roman" w:cs="Times New Roman"/>
+        </w:rPr>
+        <w:t>{{unit}}{{/results}}</w:t>
+      </w:r>
+    </w:p>
+    <w:p>
+      <w:pPr>
+        <w:spacing w:after="120" w:line="360" w:lineRule="auto"/>
+        <w:ind w:left="-426" w:right="-437" w:firstLine="1"/>
+        <w:contextualSpacing/>
+        <w:rPr>
+          <w:b/>
+          <w:bCs/>
+          <w:color w:val="000000"/>
+          <w:sz w:val="20"/>
+          <w:szCs w:val="20"/>
+        </w:rPr>
+      </w:pPr>
       <w:r>
         <w:rPr>
           <w:rFonts w:ascii="Times New Roman" w:eastAsia="Times New Roman" w:hAnsi="Times New Roman" w:cs="Times New Roman"/>
@@ -1531,6 +1491,137 @@
         </w:rPr>
         <w:t>ĐIỀU TRỊ:</w:t>
       </w:r>
+      <w:r>
+        <w:rPr>
+          <w:rFonts w:ascii="Times New Roman" w:eastAsia="Times New Roman" w:hAnsi="Times New Roman" w:cs="Times New Roman"/>
+        </w:rPr>
+        <w:t>{{#medicines}}</w:t>
+      </w:r>
+    </w:p>
+    <w:p>
+      <w:pPr>
+        <w:keepNext/>
+        <w:keepLines/>
+        <w:tabs>
+          <w:tab w:val="left" w:pos="127"/>
+          <w:tab w:val="left" w:leader="dot" w:pos="7938"/>
+          <w:tab w:val="right" w:pos="9000"/>
+          <w:tab w:val="right" w:leader="dot" w:pos="9072"/>
+        </w:tabs>
+        <w:spacing w:after="120" w:line="240" w:lineRule="auto"/>
+        <w:ind w:left="-425" w:right="-437"/>
+        <w:rPr>
+          <w:rFonts w:ascii="Times New Roman" w:eastAsia="Times New Roman" w:hAnsi="Times New Roman" w:cs="Times New Roman"/>
+        </w:rPr>
+      </w:pPr>
+      <w:r>
+        <w:rPr>
+          <w:rFonts w:ascii="Times New Roman" w:hAnsi="Times New Roman" w:cs="Times New Roman"/>
+        </w:rPr>
+        <w:lastRenderedPageBreak/>
+        <w:t>{</w:t>
+      </w:r>
+      <w:r>
+        <w:rPr>
+          <w:rFonts w:ascii="Times New Roman" w:hAnsi="Times New Roman" w:cs="Times New Roman"/>
+          <w:lang w:val="vi-VN"/>
+        </w:rPr>
+        <w:t>{index}}.</w:t>
+      </w:r>
+      <w:r>
+        <w:rPr>
+          <w:rFonts w:ascii="Calibri" w:hAnsi="Calibri" w:cs="Calibri" w:hint="eastAsia"/>
+          <w:lang w:val="vi-VN"/>
+        </w:rPr>
+        <w:t xml:space="preserve"> </w:t>
+      </w:r>
+      <w:r>
+        <w:rPr>
+          <w:rFonts w:ascii="Times New Roman" w:eastAsia="Times New Roman" w:hAnsi="Times New Roman" w:cs="Times New Roman"/>
+        </w:rPr>
+        <w:t>{{medicineName}}</w:t>
+      </w:r>
+      <w:r>
+        <w:rPr>
+          <w:rFonts w:ascii="Times New Roman" w:eastAsia="Times New Roman" w:hAnsi="Times New Roman" w:cs="Times New Roman"/>
+        </w:rPr>
+        <w:tab/>
+      </w:r>
+      <w:r>
+        <w:rPr>
+          <w:rFonts w:ascii="Times New Roman" w:eastAsia="Times New Roman" w:hAnsi="Times New Roman" w:cs="Times New Roman"/>
+        </w:rPr>
+        <w:t>{</w:t>
+      </w:r>
+      <w:r>
+        <w:rPr>
+          <w:rFonts w:ascii="Times New Roman" w:eastAsia="Times New Roman" w:hAnsi="Times New Roman" w:cs="Times New Roman"/>
+        </w:rPr>
+        <w:t>{quantity}} {{unit}}</w:t>
+      </w:r>
+    </w:p>
+    <w:p>
+      <w:pPr>
+        <w:keepNext/>
+        <w:keepLines/>
+        <w:spacing w:after="120" w:line="240" w:lineRule="auto"/>
+        <w:ind w:left="-425" w:right="6"/>
+        <w:jc w:val="right"/>
+        <w:rPr>
+          <w:rFonts w:ascii="Calibri" w:hAnsi="Calibri" w:cs="Calibri"/>
+          <w:i/>
+          <w:iCs/>
+          <w:lang w:val="vi-VN"/>
+        </w:rPr>
+      </w:pPr>
+      <w:r>
+        <w:rPr>
+          <w:rFonts w:ascii="Times New Roman" w:eastAsia="Times New Roman" w:hAnsi="Times New Roman" w:cs="Times New Roman"/>
+          <w:i/>
+          <w:iCs/>
+        </w:rPr>
+        <w:tab/>
+      </w:r>
+      <w:r>
+        <w:rPr>
+          <w:rFonts w:ascii="Times New Roman" w:eastAsia="Times New Roman" w:hAnsi="Times New Roman" w:cs="Times New Roman"/>
+          <w:i/>
+          <w:iCs/>
+        </w:rPr>
+        <w:tab/>
+        <w:t>{{usage}}</w:t>
+      </w:r>
+      <w:r>
+        <w:rPr>
+          <w:rFonts w:ascii="Times New Roman" w:hAnsi="Times New Roman" w:cs="Times New Roman" w:hint="eastAsia"/>
+          <w:i/>
+          <w:iCs/>
+        </w:rPr>
+        <w:t xml:space="preserve"> </w:t>
+      </w:r>
+      <w:r>
+        <w:rPr>
+          <w:rFonts w:ascii="Times New Roman" w:hAnsi="Times New Roman" w:cs="Times New Roman"/>
+          <w:i/>
+          <w:iCs/>
+        </w:rPr>
+        <w:t>{</w:t>
+      </w:r>
+      <w:r>
+        <w:rPr>
+          <w:rFonts w:ascii="Times New Roman" w:hAnsi="Times New Roman" w:cs="Times New Roman"/>
+          <w:i/>
+          <w:iCs/>
+          <w:lang w:val="vi-VN"/>
+        </w:rPr>
+        <w:t>{prepNote}}</w:t>
+      </w:r>
+      <w:r>
+        <w:rPr>
+          <w:rFonts w:ascii="Times New Roman" w:eastAsia="Times New Roman" w:hAnsi="Times New Roman" w:cs="Times New Roman"/>
+        </w:rPr>
+        <w:t>{{/medicines}}</w:t>
+      </w:r>
     </w:p>
     <w:p>
       <w:pPr>
@@ -1543,137 +1634,84 @@
         <w:spacing w:after="120" w:line="240" w:lineRule="auto"/>
         <w:ind w:left="-425" w:right="-436"/>
         <w:rPr>
-          <w:rFonts w:ascii="Times New Roman" w:eastAsia="Times New Roman" w:hAnsi="Times New Roman" w:cs="Times New Roman"/>
-        </w:rPr>
-      </w:pPr>
-      <w:r>
-        <w:rPr>
-          <w:rFonts w:ascii="Times New Roman" w:eastAsia="Times New Roman" w:hAnsi="Times New Roman" w:cs="Times New Roman"/>
-        </w:rPr>
-        <w:t>{{#medicines}}</w:t>
-      </w:r>
-    </w:p>
-    <w:p>
-      <w:pPr>
-        <w:keepNext/>
-        <w:keepLines/>
-        <w:tabs>
-          <w:tab w:val="right" w:leader="dot" w:pos="9072"/>
-        </w:tabs>
-        <w:spacing w:after="120" w:line="240" w:lineRule="auto"/>
-        <w:ind w:left="-425" w:right="-437"/>
-        <w:rPr>
-          <w:rFonts w:ascii="Times New Roman" w:eastAsia="Times New Roman" w:hAnsi="Times New Roman" w:cs="Times New Roman"/>
-        </w:rPr>
-      </w:pPr>
-      <w:r>
-        <w:rPr>
-          <w:rFonts w:ascii="Times New Roman" w:hAnsi="Times New Roman" w:cs="Times New Roman"/>
-        </w:rPr>
-        <w:lastRenderedPageBreak/>
-        <w:t>{</w:t>
-      </w:r>
+          <w:rFonts w:ascii="Calibri" w:hAnsi="Calibri" w:cs="Calibri"/>
+          <w:lang w:val="vi-VN"/>
+        </w:rPr>
+      </w:pPr>
       <w:r>
         <w:rPr>
           <w:rFonts w:ascii="Times New Roman" w:hAnsi="Times New Roman" w:cs="Times New Roman"/>
           <w:lang w:val="vi-VN"/>
         </w:rPr>
-        <w:t>{index}}.</w:t>
-      </w:r>
-      <w:r>
-        <w:rPr>
-          <w:rFonts w:ascii="Calibri" w:hAnsi="Calibri" w:cs="Calibri" w:hint="eastAsia"/>
+        <w:t>{{</w:t>
+      </w:r>
+      <w:r>
+        <w:rPr>
+          <w:rFonts w:ascii="Times New Roman" w:hAnsi="Times New Roman" w:cs="Times New Roman" w:hint="eastAsia"/>
           <w:lang w:val="vi-VN"/>
         </w:rPr>
-        <w:t xml:space="preserve"> </w:t>
-      </w:r>
-      <w:r>
-        <w:rPr>
-          <w:rFonts w:ascii="Times New Roman" w:eastAsia="Times New Roman" w:hAnsi="Times New Roman" w:cs="Times New Roman"/>
-        </w:rPr>
-        <w:t>{{medicineName}}</w:t>
-      </w:r>
-      <w:r>
-        <w:rPr>
-          <w:rFonts w:ascii="Times New Roman" w:eastAsia="Times New Roman" w:hAnsi="Times New Roman" w:cs="Times New Roman"/>
-          <w:lang w:val="en-US"/>
-        </w:rPr>
-        <w:tab/>
-        <w:t>{</w:t>
-      </w:r>
-      <w:r>
-        <w:rPr>
-          <w:rFonts w:ascii="Times New Roman" w:eastAsia="Times New Roman" w:hAnsi="Times New Roman" w:cs="Times New Roman"/>
-        </w:rPr>
-        <w:t>{quantity}} {{unit}}</w:t>
-      </w:r>
-    </w:p>
-    <w:p>
-      <w:pPr>
-        <w:keepLines/>
-        <w:spacing w:after="120" w:line="240" w:lineRule="auto"/>
-        <w:ind w:left="-425" w:right="6"/>
-        <w:jc w:val="right"/>
+        <w:t>#hasFollowUp</w:t>
+      </w:r>
+      <w:r>
+        <w:rPr>
+          <w:rFonts w:ascii="Times New Roman" w:hAnsi="Times New Roman" w:cs="Times New Roman"/>
+          <w:lang w:val="vi-VN"/>
+        </w:rPr>
+        <w:t>}}</w:t>
+      </w:r>
+    </w:p>
+    <w:p>
+      <w:pPr>
+        <w:tabs>
+          <w:tab w:val="left" w:pos="127"/>
+          <w:tab w:val="right" w:pos="9000"/>
+        </w:tabs>
+        <w:spacing w:after="120" w:line="240" w:lineRule="auto"/>
+        <w:ind w:left="-425" w:right="-436"/>
         <w:rPr>
           <w:rFonts w:ascii="Calibri" w:hAnsi="Calibri" w:cs="Calibri"/>
-          <w:i/>
-          <w:iCs/>
+          <w:b/>
+          <w:bCs/>
           <w:lang w:val="vi-VN"/>
         </w:rPr>
       </w:pPr>
       <w:r>
         <w:rPr>
           <w:rFonts w:ascii="Times New Roman" w:eastAsia="Times New Roman" w:hAnsi="Times New Roman" w:cs="Times New Roman"/>
-          <w:i/>
-          <w:iCs/>
-        </w:rPr>
-        <w:tab/>
-      </w:r>
-      <w:r>
-        <w:rPr>
-          <w:rFonts w:ascii="Times New Roman" w:eastAsia="Times New Roman" w:hAnsi="Times New Roman" w:cs="Times New Roman"/>
-          <w:i/>
-          <w:iCs/>
-        </w:rPr>
-        <w:tab/>
-        <w:t>{{usage}}</w:t>
+          <w:b/>
+          <w:bCs/>
+        </w:rPr>
+        <w:t>Hẹn tái khám:</w:t>
+      </w:r>
+      <w:r>
+        <w:rPr>
+          <w:rFonts w:ascii="Times New Roman" w:eastAsia="Times New Roman" w:hAnsi="Times New Roman" w:cs="Times New Roman"/>
+        </w:rPr>
+        <w:t xml:space="preserve"> {{appointmentDate}}</w:t>
       </w:r>
       <w:r>
         <w:rPr>
           <w:rFonts w:ascii="Times New Roman" w:hAnsi="Times New Roman" w:cs="Times New Roman" w:hint="eastAsia"/>
-          <w:i/>
-          <w:iCs/>
-        </w:rPr>
-        <w:t xml:space="preserve"> </w:t>
+        </w:rPr>
+        <w:t xml:space="preserve">, </w:t>
       </w:r>
       <w:r>
         <w:rPr>
           <w:rFonts w:ascii="Times New Roman" w:hAnsi="Times New Roman" w:cs="Times New Roman"/>
-          <w:i/>
-          <w:iCs/>
-        </w:rPr>
-        <w:t>{</w:t>
+          <w:b/>
+          <w:bCs/>
+        </w:rPr>
+        <w:t xml:space="preserve">buổi </w:t>
       </w:r>
       <w:r>
         <w:rPr>
           <w:rFonts w:ascii="Times New Roman" w:hAnsi="Times New Roman" w:cs="Times New Roman"/>
-          <w:i/>
-          <w:iCs/>
+          <w:b/>
+          <w:bCs/>
           <w:lang w:val="vi-VN"/>
         </w:rPr>
-        <w:t>{prepNote}}</w:t>
-      </w:r>
-    </w:p>
-    <w:p>
-      <w:pPr>
-        <w:keepLines/>
-        <w:spacing w:after="120" w:line="240" w:lineRule="auto"/>
-        <w:ind w:left="-425" w:right="6"/>
-        <w:jc w:val="right"/>
-        <w:rPr>
-          <w:rFonts w:ascii="Times New Roman" w:hAnsi="Times New Roman" w:cs="Times New Roman"/>
-        </w:rPr>
-      </w:pPr>
+        <w:t>{{appointmentSession}}</w:t>
+      </w:r>
     </w:p>
     <w:p>
       <w:pPr>
@@ -1686,118 +1724,7 @@
         <w:spacing w:after="120" w:line="240" w:lineRule="auto"/>
         <w:ind w:left="-425" w:right="-436"/>
         <w:rPr>
-          <w:rFonts w:ascii="Times New Roman" w:hAnsi="Times New Roman" w:cs="Times New Roman"/>
-        </w:rPr>
-      </w:pPr>
-      <w:r>
-        <w:rPr>
-          <w:rFonts w:ascii="Times New Roman" w:eastAsia="Times New Roman" w:hAnsi="Times New Roman" w:cs="Times New Roman"/>
-        </w:rPr>
-        <w:t>{{/medicines}}</w:t>
-      </w:r>
-    </w:p>
-    <w:p>
-      <w:pPr>
-        <w:tabs>
-          <w:tab w:val="left" w:pos="127"/>
-          <w:tab w:val="left" w:pos="7371"/>
-          <w:tab w:val="right" w:pos="9000"/>
-          <w:tab w:val="right" w:leader="dot" w:pos="9072"/>
-        </w:tabs>
-        <w:spacing w:after="120" w:line="240" w:lineRule="auto"/>
-        <w:ind w:left="-425" w:right="-436"/>
-        <w:rPr>
-          <w:rFonts w:ascii="Calibri" w:hAnsi="Calibri" w:cs="Calibri" w:hint="eastAsia"/>
-          <w:lang w:val="vi-VN"/>
-        </w:rPr>
-      </w:pPr>
-      <w:r>
-        <w:rPr>
-          <w:rFonts w:ascii="Times New Roman" w:hAnsi="Times New Roman" w:cs="Times New Roman"/>
-          <w:lang w:val="vi-VN"/>
-        </w:rPr>
-        <w:t>{{</w:t>
-      </w:r>
-      <w:r>
-        <w:rPr>
-          <w:rFonts w:ascii="Times New Roman" w:hAnsi="Times New Roman" w:cs="Times New Roman" w:hint="eastAsia"/>
-          <w:lang w:val="vi-VN"/>
-        </w:rPr>
-        <w:t>#hasFollowUp</w:t>
-      </w:r>
-      <w:r>
-        <w:rPr>
-          <w:rFonts w:ascii="Times New Roman" w:hAnsi="Times New Roman" w:cs="Times New Roman"/>
-          <w:lang w:val="vi-VN"/>
-        </w:rPr>
-        <w:t>}}</w:t>
-      </w:r>
-    </w:p>
-    <w:p>
-      <w:pPr>
-        <w:tabs>
-          <w:tab w:val="left" w:pos="127"/>
-          <w:tab w:val="right" w:pos="9000"/>
-        </w:tabs>
-        <w:spacing w:after="120" w:line="240" w:lineRule="auto"/>
-        <w:ind w:left="-425" w:right="-436"/>
-        <w:rPr>
-          <w:rFonts w:ascii="Calibri" w:hAnsi="Calibri" w:cs="Calibri" w:hint="eastAsia"/>
-          <w:b/>
-          <w:bCs/>
-          <w:lang w:val="vi-VN"/>
-        </w:rPr>
-      </w:pPr>
-      <w:r>
-        <w:rPr>
-          <w:rFonts w:ascii="Times New Roman" w:eastAsia="Times New Roman" w:hAnsi="Times New Roman" w:cs="Times New Roman"/>
-          <w:b/>
-          <w:bCs/>
-        </w:rPr>
-        <w:t>Hẹn tái khám:</w:t>
-      </w:r>
-      <w:r>
-        <w:rPr>
-          <w:rFonts w:ascii="Times New Roman" w:eastAsia="Times New Roman" w:hAnsi="Times New Roman" w:cs="Times New Roman"/>
-        </w:rPr>
-        <w:t xml:space="preserve"> {{appointmentDate}}</w:t>
-      </w:r>
-      <w:r>
-        <w:rPr>
-          <w:rFonts w:ascii="Times New Roman" w:hAnsi="Times New Roman" w:cs="Times New Roman" w:hint="eastAsia"/>
-        </w:rPr>
-        <w:t xml:space="preserve">, </w:t>
-      </w:r>
-      <w:r>
-        <w:rPr>
-          <w:rFonts w:ascii="Times New Roman" w:hAnsi="Times New Roman" w:cs="Times New Roman"/>
-          <w:b/>
-          <w:bCs/>
-        </w:rPr>
-        <w:t xml:space="preserve">buổi </w:t>
-      </w:r>
-      <w:r>
-        <w:rPr>
-          <w:rFonts w:ascii="Times New Roman" w:hAnsi="Times New Roman" w:cs="Times New Roman"/>
-          <w:b/>
-          <w:bCs/>
-          <w:lang w:val="vi-VN"/>
-        </w:rPr>
-        <w:t>{{appointmentSession}}</w:t>
-      </w:r>
-    </w:p>
-    <w:p>
-      <w:pPr>
-        <w:tabs>
-          <w:tab w:val="left" w:pos="127"/>
-          <w:tab w:val="left" w:pos="7371"/>
-          <w:tab w:val="right" w:pos="9000"/>
-          <w:tab w:val="right" w:leader="dot" w:pos="9072"/>
-        </w:tabs>
-        <w:spacing w:after="120" w:line="240" w:lineRule="auto"/>
-        <w:ind w:left="-425" w:right="-436"/>
-        <w:rPr>
-          <w:rFonts w:ascii="Calibri" w:hAnsi="Calibri" w:cs="Calibri" w:hint="eastAsia"/>
+          <w:rFonts w:ascii="Calibri" w:hAnsi="Calibri" w:cs="Calibri"/>
           <w:lang w:val="vi-VN"/>
         </w:rPr>
       </w:pPr>
@@ -1990,13 +1917,6 @@
           <w:bCs/>
         </w:rPr>
         <w:tab/>
-      </w:r>
-      <w:r>
-        <w:rPr>
-          <w:rFonts w:ascii="Times New Roman" w:eastAsia="Times New Roman" w:hAnsi="Times New Roman" w:cs="Times New Roman"/>
-          <w:b/>
-          <w:bCs/>
-        </w:rPr>
         <w:t>{{doctorName}}</w:t>
       </w:r>
     </w:p>
@@ -2324,10 +2244,10 @@
       </w:rPr>
     </w:lvl>
   </w:abstractNum>
-  <w:num w:numId="1" w16cid:durableId="1757441545">
+  <w:num w:numId="1" w16cid:durableId="1348410476">
     <w:abstractNumId w:val="0"/>
   </w:num>
-  <w:num w:numId="2" w16cid:durableId="1866865823">
+  <w:num w:numId="2" w16cid:durableId="1765875674">
     <w:abstractNumId w:val="1"/>
   </w:num>
 </w:numbering>
@@ -2410,7 +2330,7 @@
     <w:lsdException w:name="Title" w:uiPriority="10" w:qFormat="1"/>
     <w:lsdException w:name="Closing" w:semiHidden="1" w:unhideWhenUsed="1"/>
     <w:lsdException w:name="Signature" w:semiHidden="1" w:unhideWhenUsed="1"/>
-    <w:lsdException w:name="Default Paragraph Font" w:uiPriority="1" w:unhideWhenUsed="1"/>
+    <w:lsdException w:name="Default Paragraph Font" w:semiHidden="1" w:uiPriority="1" w:unhideWhenUsed="1"/>
     <w:lsdException w:name="Body Text" w:semiHidden="1" w:unhideWhenUsed="1"/>
     <w:lsdException w:name="Body Text Indent" w:semiHidden="1" w:unhideWhenUsed="1"/>
     <w:lsdException w:name="List Continue" w:semiHidden="1" w:unhideWhenUsed="1"/>
